--- a/3. Linux系统/2. 进程与线程/5. 协程.docx
+++ b/3. Linux系统/2. 进程与线程/5. 协程.docx
@@ -1,13 +1,10 @@
 
 <file path=word/document.xml><?xml version="1.0" encoding="utf-8"?>
-<w:document xmlns:wpc="http://schemas.microsoft.com/office/word/2010/wordprocessingCanvas" xmlns:cx="http://schemas.microsoft.com/office/drawing/2014/chartex" xmlns:cx1="http://schemas.microsoft.com/office/drawing/2015/9/8/chartex" xmlns:cx2="http://schemas.microsoft.com/office/drawing/2015/10/21/chartex" xmlns:cx3="http://schemas.microsoft.com/office/drawing/2016/5/9/chartex" xmlns:cx4="http://schemas.microsoft.com/office/drawing/2016/5/10/chartex" xmlns:cx5="http://schemas.microsoft.com/office/drawing/2016/5/11/chartex" xmlns:cx6="http://schemas.microsoft.com/office/drawing/2016/5/12/chartex" xmlns:cx7="http://schemas.microsoft.com/office/drawing/2016/5/13/chartex" xmlns:cx8="http://schemas.microsoft.com/office/drawing/2016/5/14/chartex" xmlns:mc="http://schemas.openxmlformats.org/markup-compatibility/2006" xmlns:aink="http://schemas.microsoft.com/office/drawing/2016/ink" xmlns:am3d="http://schemas.microsoft.com/office/drawing/2017/model3d" xmlns:o="urn:schemas-microsoft-com:office:office" xmlns:oel="http://schemas.microsoft.com/office/2019/extlst" xmlns:r="http://schemas.openxmlformats.org/officeDocument/2006/relationships" xmlns:m="http://schemas.openxmlformats.org/officeDocument/2006/math" xmlns:v="urn:schemas-microsoft-com:vml" xmlns:wp14="http://schemas.microsoft.com/office/word/2010/wordprocessingDrawing" xmlns:wp="http://schemas.openxmlformats.org/drawingml/2006/wordprocessingDrawing" xmlns:w10="urn:schemas-microsoft-com:office:word" xmlns:w="http://schemas.openxmlformats.org/wordprocessingml/2006/main" xmlns:w14="http://schemas.microsoft.com/office/word/2010/wordml" xmlns:w15="http://schemas.microsoft.com/office/word/2012/wordml" xmlns:w16cex="http://schemas.microsoft.com/office/word/2018/wordml/cex" xmlns:w16cid="http://schemas.microsoft.com/office/word/2016/wordml/cid" xmlns:w16="http://schemas.microsoft.com/office/word/2018/wordml" xmlns:w16sdtdh="http://schemas.microsoft.com/office/word/2020/wordml/sdtdatahash" xmlns:w16se="http://schemas.microsoft.com/office/word/2015/wordml/symex" xmlns:wpg="http://schemas.microsoft.com/office/word/2010/wordprocessingGroup" xmlns:wpi="http://schemas.microsoft.com/office/word/2010/wordprocessingInk" xmlns:wne="http://schemas.microsoft.com/office/word/2006/wordml" xmlns:wps="http://schemas.microsoft.com/office/word/2010/wordprocessingShape" mc:Ignorable="w14 w15 w16se w16cid w16 w16cex w16sdtdh wp14">
+<w:document xmlns:wpc="http://schemas.microsoft.com/office/word/2010/wordprocessingCanvas" xmlns:cx="http://schemas.microsoft.com/office/drawing/2014/chartex" xmlns:cx1="http://schemas.microsoft.com/office/drawing/2015/9/8/chartex" xmlns:cx2="http://schemas.microsoft.com/office/drawing/2015/10/21/chartex" xmlns:cx3="http://schemas.microsoft.com/office/drawing/2016/5/9/chartex" xmlns:cx4="http://schemas.microsoft.com/office/drawing/2016/5/10/chartex" xmlns:cx5="http://schemas.microsoft.com/office/drawing/2016/5/11/chartex" xmlns:cx6="http://schemas.microsoft.com/office/drawing/2016/5/12/chartex" xmlns:cx7="http://schemas.microsoft.com/office/drawing/2016/5/13/chartex" xmlns:cx8="http://schemas.microsoft.com/office/drawing/2016/5/14/chartex" xmlns:mc="http://schemas.openxmlformats.org/markup-compatibility/2006" xmlns:aink="http://schemas.microsoft.com/office/drawing/2016/ink" xmlns:am3d="http://schemas.microsoft.com/office/drawing/2017/model3d" xmlns:o="urn:schemas-microsoft-com:office:office" xmlns:oel="http://schemas.microsoft.com/office/2019/extlst" xmlns:r="http://schemas.openxmlformats.org/officeDocument/2006/relationships" xmlns:m="http://schemas.openxmlformats.org/officeDocument/2006/math" xmlns:v="urn:schemas-microsoft-com:vml" xmlns:wp14="http://schemas.microsoft.com/office/word/2010/wordprocessingDrawing" xmlns:wp="http://schemas.openxmlformats.org/drawingml/2006/wordprocessingDrawing" xmlns:w10="urn:schemas-microsoft-com:office:word" xmlns:w="http://schemas.openxmlformats.org/wordprocessingml/2006/main" xmlns:w14="http://schemas.microsoft.com/office/word/2010/wordml" xmlns:w15="http://schemas.microsoft.com/office/word/2012/wordml" xmlns:w16cex="http://schemas.microsoft.com/office/word/2018/wordml/cex" xmlns:w16cid="http://schemas.microsoft.com/office/word/2016/wordml/cid" xmlns:w16="http://schemas.microsoft.com/office/word/2018/wordml" xmlns:w16du="http://schemas.microsoft.com/office/word/2023/wordml/word16du" xmlns:w16sdtdh="http://schemas.microsoft.com/office/word/2020/wordml/sdtdatahash" xmlns:w16sdtfl="http://schemas.microsoft.com/office/word/2024/wordml/sdtformatlock" xmlns:w16se="http://schemas.microsoft.com/office/word/2015/wordml/symex" xmlns:wpg="http://schemas.microsoft.com/office/word/2010/wordprocessingGroup" xmlns:wpi="http://schemas.microsoft.com/office/word/2010/wordprocessingInk" xmlns:wne="http://schemas.microsoft.com/office/word/2006/wordml" xmlns:wps="http://schemas.microsoft.com/office/word/2010/wordprocessingShape" mc:Ignorable="w14 w15 w16se w16cid w16 w16cex w16sdtdh w16sdtfl w16du wp14">
   <w:body>
     <w:p>
       <w:pPr>
         <w:pStyle w:val="1"/>
-        <w:rPr>
-          <w:rFonts w:hint="eastAsia"/>
-        </w:rPr>
       </w:pPr>
       <w:r>
         <w:rPr>
@@ -19,9 +16,6 @@
     <w:p>
       <w:pPr>
         <w:ind w:firstLine="420"/>
-        <w:rPr>
-          <w:rFonts w:hint="eastAsia"/>
-        </w:rPr>
       </w:pPr>
       <w:r>
         <w:rPr>
@@ -97,9 +91,6 @@
     <w:p>
       <w:pPr>
         <w:pStyle w:val="2"/>
-        <w:rPr>
-          <w:rFonts w:hint="eastAsia"/>
-        </w:rPr>
       </w:pPr>
       <w:r>
         <w:rPr>
@@ -117,9 +108,6 @@
     <w:p>
       <w:pPr>
         <w:ind w:firstLine="420"/>
-        <w:rPr>
-          <w:rFonts w:hint="eastAsia"/>
-        </w:rPr>
       </w:pPr>
       <w:r>
         <w:rPr>
@@ -150,9 +138,6 @@
     <w:p>
       <w:pPr>
         <w:ind w:firstLine="420"/>
-        <w:rPr>
-          <w:rFonts w:hint="eastAsia"/>
-        </w:rPr>
       </w:pPr>
       <w:r>
         <w:t>1</w:t>
@@ -161,21 +146,12 @@
         <w:rPr>
           <w:rFonts w:hint="eastAsia"/>
         </w:rPr>
-        <w:t>、</w:t>
-      </w:r>
-      <w:r>
-        <w:rPr>
-          <w:rFonts w:hint="eastAsia"/>
-        </w:rPr>
-        <w:t>弥补线程在高并发下的缺陷</w:t>
+        <w:t>、弥补线程在高并发下的缺陷</w:t>
       </w:r>
     </w:p>
     <w:p>
       <w:pPr>
         <w:ind w:firstLine="420"/>
-        <w:rPr>
-          <w:rFonts w:hint="eastAsia"/>
-        </w:rPr>
       </w:pPr>
       <w:r>
         <w:rPr>
@@ -215,11 +191,6 @@
       </w:r>
     </w:p>
     <w:p>
-      <w:pPr>
-        <w:rPr>
-          <w:rFonts w:hint="eastAsia"/>
-        </w:rPr>
-      </w:pPr>
       <w:r>
         <w:rPr>
           <w:rFonts w:hint="eastAsia"/>
@@ -283,11 +254,6 @@
       </w:r>
     </w:p>
     <w:p>
-      <w:pPr>
-        <w:rPr>
-          <w:rFonts w:hint="eastAsia"/>
-        </w:rPr>
-      </w:pPr>
       <w:r>
         <w:rPr>
           <w:rFonts w:hint="eastAsia"/>
@@ -327,11 +293,6 @@
       </w:r>
     </w:p>
     <w:p>
-      <w:pPr>
-        <w:rPr>
-          <w:rFonts w:hint="eastAsia"/>
-        </w:rPr>
-      </w:pPr>
       <w:r>
         <w:rPr>
           <w:rFonts w:hint="eastAsia"/>
@@ -378,9 +339,6 @@
     <w:p>
       <w:pPr>
         <w:ind w:firstLine="420"/>
-        <w:rPr>
-          <w:rFonts w:hint="eastAsia"/>
-        </w:rPr>
       </w:pPr>
       <w:r>
         <w:t>2</w:t>
@@ -389,21 +347,12 @@
         <w:rPr>
           <w:rFonts w:hint="eastAsia"/>
         </w:rPr>
-        <w:t>、</w:t>
-      </w:r>
-      <w:r>
-        <w:rPr>
-          <w:rFonts w:hint="eastAsia"/>
-        </w:rPr>
-        <w:t>简化异步编程模型</w:t>
+        <w:t>、简化异步编程模型</w:t>
       </w:r>
     </w:p>
     <w:p>
       <w:pPr>
         <w:ind w:firstLine="420"/>
-        <w:rPr>
-          <w:rFonts w:hint="eastAsia"/>
-        </w:rPr>
       </w:pPr>
       <w:r>
         <w:rPr>
@@ -431,11 +380,6 @@
       </w:r>
     </w:p>
     <w:p>
-      <w:pPr>
-        <w:rPr>
-          <w:rFonts w:hint="eastAsia"/>
-        </w:rPr>
-      </w:pPr>
       <w:r>
         <w:rPr>
           <w:rFonts w:hint="eastAsia"/>
@@ -486,11 +430,6 @@
       </w:r>
     </w:p>
     <w:p>
-      <w:pPr>
-        <w:rPr>
-          <w:rFonts w:hint="eastAsia"/>
-        </w:rPr>
-      </w:pPr>
       <w:r>
         <w:rPr>
           <w:rFonts w:hint="eastAsia"/>
@@ -540,28 +479,25 @@
       </w:r>
     </w:p>
     <w:p>
-      <w:pPr>
-        <w:rPr>
-          <w:rFonts w:hint="eastAsia"/>
-        </w:rPr>
-      </w:pPr>
       <w:r>
         <w:rPr>
           <w:rFonts w:hint="eastAsia"/>
         </w:rPr>
         <w:t xml:space="preserve">   </w:t>
       </w:r>
+      <w:proofErr w:type="gramStart"/>
       <w:r>
         <w:rPr>
           <w:rFonts w:hint="eastAsia"/>
         </w:rPr>
         <w:t>协程通过</w:t>
       </w:r>
-      <w:r>
-        <w:rPr>
-          <w:rFonts w:hint="eastAsia"/>
-        </w:rPr>
-        <w:t>`async/await`</w:t>
+      <w:proofErr w:type="gramEnd"/>
+      <w:r>
+        <w:rPr>
+          <w:rFonts w:hint="eastAsia"/>
+        </w:rPr>
+        <w:t>async/await</w:t>
       </w:r>
       <w:r>
         <w:rPr>
@@ -577,11 +513,6 @@
       </w:r>
     </w:p>
     <w:p>
-      <w:pPr>
-        <w:rPr>
-          <w:rFonts w:hint="eastAsia"/>
-        </w:rPr>
-      </w:pPr>
       <w:r>
         <w:rPr>
           <w:rFonts w:hint="eastAsia"/>
@@ -617,11 +548,6 @@
       </w:r>
     </w:p>
     <w:p>
-      <w:pPr>
-        <w:rPr>
-          <w:rFonts w:hint="eastAsia"/>
-        </w:rPr>
-      </w:pPr>
       <w:r>
         <w:rPr>
           <w:rFonts w:hint="eastAsia"/>
@@ -676,11 +602,6 @@
       </w:r>
     </w:p>
     <w:p>
-      <w:pPr>
-        <w:rPr>
-          <w:rFonts w:hint="eastAsia"/>
-        </w:rPr>
-      </w:pPr>
       <w:r>
         <w:t xml:space="preserve">       data3 = await </w:t>
       </w:r>
@@ -696,31 +617,36 @@
     <w:p>
       <w:pPr>
         <w:pStyle w:val="2"/>
-        <w:rPr>
-          <w:rFonts w:hint="eastAsia"/>
-        </w:rPr>
-      </w:pPr>
-      <w:r>
-        <w:rPr>
-          <w:rFonts w:hint="eastAsia"/>
-        </w:rPr>
-        <w:t>协程与线程的核心区别</w:t>
-      </w:r>
-      <w:r>
-        <w:rPr>
-          <w:rFonts w:hint="eastAsia"/>
-        </w:rPr>
-        <w:t xml:space="preserve">  </w:t>
+      </w:pPr>
+      <w:proofErr w:type="gramStart"/>
+      <w:r>
+        <w:rPr>
+          <w:rFonts w:hint="eastAsia"/>
+        </w:rPr>
+        <w:t>协程</w:t>
+      </w:r>
+      <w:proofErr w:type="gramEnd"/>
+      <w:r>
+        <w:rPr>
+          <w:rFonts w:hint="eastAsia"/>
+        </w:rPr>
+        <w:t xml:space="preserve"> vs </w:t>
+      </w:r>
+      <w:r>
+        <w:rPr>
+          <w:rFonts w:hint="eastAsia"/>
+        </w:rPr>
+        <w:t>线程</w:t>
       </w:r>
     </w:p>
     <w:p>
       <w:pPr>
         <w:jc w:val="center"/>
-        <w:rPr>
-          <w:rFonts w:hint="eastAsia"/>
-        </w:rPr>
-      </w:pPr>
-      <w:r>
+      </w:pPr>
+      <w:r>
+        <w:rPr>
+          <w:noProof/>
+        </w:rPr>
         <w:drawing>
           <wp:inline distT="0" distB="0" distL="0" distR="0" wp14:anchorId="5EA432BD" wp14:editId="783FDDAF">
             <wp:extent cx="5274310" cy="2110740"/>
@@ -760,22 +686,24 @@
     </w:p>
     <w:p>
       <w:pPr>
+        <w:pStyle w:val="1"/>
+      </w:pPr>
+      <w:r>
+        <w:rPr>
+          <w:rFonts w:hint="eastAsia"/>
+        </w:rPr>
+        <w:t>特点</w:t>
+      </w:r>
+    </w:p>
+    <w:p>
+      <w:pPr>
         <w:pStyle w:val="2"/>
-        <w:rPr>
-          <w:rFonts w:hint="eastAsia"/>
-        </w:rPr>
-      </w:pPr>
-      <w:r>
-        <w:rPr>
-          <w:rFonts w:hint="eastAsia"/>
-        </w:rPr>
-        <w:t>什么时候适合用协程？</w:t>
-      </w:r>
-      <w:r>
-        <w:rPr>
-          <w:rFonts w:hint="eastAsia"/>
-        </w:rPr>
-        <w:t xml:space="preserve">  </w:t>
+      </w:pPr>
+      <w:r>
+        <w:rPr>
+          <w:rFonts w:hint="eastAsia"/>
+        </w:rPr>
+        <w:t>优点</w:t>
       </w:r>
     </w:p>
     <w:p>
@@ -789,1070 +717,1522 @@
         <w:rPr>
           <w:rFonts w:hint="eastAsia"/>
         </w:rPr>
-        <w:t>协程的优势在</w:t>
+        <w:t>1</w:t>
+      </w:r>
+      <w:r>
+        <w:rPr>
+          <w:rFonts w:hint="eastAsia"/>
+        </w:rPr>
+        <w:t>、</w:t>
+      </w:r>
+      <w:r>
+        <w:rPr>
+          <w:rFonts w:hint="eastAsia"/>
+        </w:rPr>
+        <w:t>切换开销极小，性能极高</w:t>
+      </w:r>
+    </w:p>
+    <w:p>
+      <w:pPr>
+        <w:ind w:firstLine="420"/>
+        <w:rPr>
+          <w:rFonts w:hint="eastAsia"/>
+        </w:rPr>
+      </w:pPr>
+      <w:proofErr w:type="gramStart"/>
+      <w:r>
+        <w:rPr>
+          <w:rFonts w:hint="eastAsia"/>
+        </w:rPr>
+        <w:t>协程切换</w:t>
+      </w:r>
+      <w:proofErr w:type="gramEnd"/>
+      <w:r>
+        <w:rPr>
+          <w:rFonts w:hint="eastAsia"/>
+        </w:rPr>
+        <w:t>只是栈指针跳转，用户态完成；</w:t>
+      </w:r>
+    </w:p>
+    <w:p>
+      <w:pPr>
+        <w:ind w:firstLine="420"/>
+        <w:rPr>
+          <w:rFonts w:hint="eastAsia"/>
+        </w:rPr>
+      </w:pPr>
+      <w:r>
+        <w:rPr>
+          <w:rFonts w:hint="eastAsia"/>
+        </w:rPr>
+        <w:t>没有内核切换、没有</w:t>
+      </w:r>
+      <w:r>
+        <w:rPr>
+          <w:rFonts w:hint="eastAsia"/>
+        </w:rPr>
+        <w:t>CPU</w:t>
+      </w:r>
+      <w:r>
+        <w:rPr>
+          <w:rFonts w:hint="eastAsia"/>
+        </w:rPr>
+        <w:t>调度、没有</w:t>
+      </w:r>
+      <w:r>
+        <w:rPr>
+          <w:rFonts w:hint="eastAsia"/>
+          <w:color w:val="EE0000"/>
+        </w:rPr>
+        <w:t>上下文切换</w:t>
+      </w:r>
+      <w:r>
+        <w:rPr>
+          <w:rFonts w:hint="eastAsia"/>
+          <w:color w:val="EE0000"/>
+        </w:rPr>
+        <w:t>cs</w:t>
+      </w:r>
+      <w:r>
+        <w:rPr>
+          <w:rFonts w:hint="eastAsia"/>
+          <w:color w:val="EE0000"/>
+        </w:rPr>
+        <w:t>暴涨</w:t>
+      </w:r>
+      <w:r>
+        <w:rPr>
+          <w:rFonts w:hint="eastAsia"/>
+        </w:rPr>
+        <w:t>、没有</w:t>
+      </w:r>
+      <w:r>
+        <w:rPr>
+          <w:rFonts w:hint="eastAsia"/>
+        </w:rPr>
+        <w:t>RES</w:t>
+      </w:r>
+      <w:r>
+        <w:rPr>
+          <w:rFonts w:hint="eastAsia"/>
+        </w:rPr>
+        <w:t>重调度中断。</w:t>
+      </w:r>
+    </w:p>
+    <w:p>
+      <w:pPr>
+        <w:ind w:firstLine="420"/>
+        <w:rPr>
+          <w:rFonts w:hint="eastAsia"/>
+        </w:rPr>
+      </w:pPr>
+      <w:r>
+        <w:rPr>
+          <w:rFonts w:hint="eastAsia"/>
+        </w:rPr>
+        <w:t>开销远小于线程切换。</w:t>
+      </w:r>
+    </w:p>
+    <w:p>
+      <w:pPr>
+        <w:ind w:firstLine="420"/>
+        <w:rPr>
+          <w:rFonts w:hint="eastAsia"/>
+        </w:rPr>
+      </w:pPr>
+      <w:r>
+        <w:rPr>
+          <w:rFonts w:hint="eastAsia"/>
+        </w:rPr>
+        <w:t>2</w:t>
+      </w:r>
+      <w:r>
+        <w:rPr>
+          <w:rFonts w:hint="eastAsia"/>
+        </w:rPr>
+        <w:t>、</w:t>
+      </w:r>
+      <w:r>
+        <w:rPr>
+          <w:rFonts w:hint="eastAsia"/>
+        </w:rPr>
+        <w:t>资源占用极低，数量可以无限多</w:t>
+      </w:r>
+    </w:p>
+    <w:p>
+      <w:pPr>
+        <w:ind w:firstLine="420"/>
+        <w:rPr>
+          <w:rFonts w:hint="eastAsia"/>
+        </w:rPr>
+      </w:pPr>
+      <w:proofErr w:type="gramStart"/>
+      <w:r>
+        <w:rPr>
+          <w:rFonts w:hint="eastAsia"/>
+        </w:rPr>
+        <w:t>栈</w:t>
+      </w:r>
+      <w:proofErr w:type="gramEnd"/>
+      <w:r>
+        <w:rPr>
+          <w:rFonts w:hint="eastAsia"/>
+        </w:rPr>
+        <w:t>空间极小、共享线程</w:t>
+      </w:r>
+      <w:proofErr w:type="gramStart"/>
+      <w:r>
+        <w:rPr>
+          <w:rFonts w:hint="eastAsia"/>
+        </w:rPr>
+        <w:t>栈</w:t>
+      </w:r>
+      <w:proofErr w:type="gramEnd"/>
+      <w:r>
+        <w:rPr>
+          <w:rFonts w:hint="eastAsia"/>
+        </w:rPr>
+        <w:t>、内存占用少；</w:t>
+      </w:r>
+    </w:p>
+    <w:p>
+      <w:pPr>
+        <w:ind w:firstLine="420"/>
+        <w:rPr>
+          <w:rFonts w:hint="eastAsia"/>
+        </w:rPr>
+      </w:pPr>
+      <w:r>
+        <w:rPr>
+          <w:rFonts w:hint="eastAsia"/>
+        </w:rPr>
+        <w:t>轻松创建上万、几十万</w:t>
+      </w:r>
+      <w:proofErr w:type="gramStart"/>
+      <w:r>
+        <w:rPr>
+          <w:rFonts w:hint="eastAsia"/>
+        </w:rPr>
+        <w:t>协程无</w:t>
+      </w:r>
+      <w:proofErr w:type="gramEnd"/>
+      <w:r>
+        <w:rPr>
+          <w:rFonts w:hint="eastAsia"/>
+        </w:rPr>
+        <w:t>压力，线程几千就系统雪崩。</w:t>
+      </w:r>
+    </w:p>
+    <w:p>
+      <w:pPr>
+        <w:ind w:firstLine="420"/>
+        <w:rPr>
+          <w:rFonts w:hint="eastAsia"/>
+        </w:rPr>
+      </w:pPr>
+      <w:r>
+        <w:rPr>
+          <w:rFonts w:hint="eastAsia"/>
+        </w:rPr>
+        <w:t>3</w:t>
+      </w:r>
+      <w:r>
+        <w:rPr>
+          <w:rFonts w:hint="eastAsia"/>
+        </w:rPr>
+        <w:t>、</w:t>
+      </w:r>
+      <w:r>
+        <w:rPr>
+          <w:rFonts w:hint="eastAsia"/>
+        </w:rPr>
+        <w:t>没有内核线程调度抢占</w:t>
+      </w:r>
+    </w:p>
+    <w:p>
+      <w:pPr>
+        <w:ind w:firstLine="420"/>
+        <w:rPr>
+          <w:rFonts w:hint="eastAsia"/>
+        </w:rPr>
+      </w:pPr>
+      <w:proofErr w:type="gramStart"/>
+      <w:r>
+        <w:rPr>
+          <w:rFonts w:hint="eastAsia"/>
+        </w:rPr>
+        <w:t>协程主动</w:t>
+      </w:r>
+      <w:proofErr w:type="gramEnd"/>
+      <w:r>
+        <w:rPr>
+          <w:rFonts w:hint="eastAsia"/>
+        </w:rPr>
+        <w:t>让出（</w:t>
+      </w:r>
+      <w:r>
+        <w:rPr>
+          <w:rFonts w:hint="eastAsia"/>
+        </w:rPr>
+        <w:t>yield</w:t>
+      </w:r>
+      <w:r>
+        <w:rPr>
+          <w:rFonts w:hint="eastAsia"/>
+        </w:rPr>
+        <w:t>），不会被内核强制抢占切换，调度可控。</w:t>
+      </w:r>
+    </w:p>
+    <w:p>
+      <w:pPr>
+        <w:ind w:firstLine="420"/>
+        <w:rPr>
+          <w:rFonts w:hint="eastAsia"/>
+        </w:rPr>
+      </w:pPr>
+      <w:r>
+        <w:rPr>
+          <w:rFonts w:hint="eastAsia"/>
+        </w:rPr>
+        <w:t>4</w:t>
+      </w:r>
+      <w:r>
+        <w:rPr>
+          <w:rFonts w:hint="eastAsia"/>
+        </w:rPr>
+        <w:t>、</w:t>
+      </w:r>
+      <w:r>
+        <w:rPr>
+          <w:rFonts w:hint="eastAsia"/>
+        </w:rPr>
+        <w:t>天然解决</w:t>
+      </w:r>
+      <w:r>
+        <w:rPr>
+          <w:rFonts w:hint="eastAsia"/>
+        </w:rPr>
+        <w:t>IO</w:t>
+      </w:r>
+      <w:r>
+        <w:rPr>
+          <w:rFonts w:hint="eastAsia"/>
+        </w:rPr>
+        <w:t>密集型高并发</w:t>
+      </w:r>
+    </w:p>
+    <w:p>
+      <w:pPr>
+        <w:ind w:firstLine="420"/>
+        <w:rPr>
+          <w:rFonts w:hint="eastAsia"/>
+        </w:rPr>
+      </w:pPr>
+      <w:r>
+        <w:rPr>
+          <w:rFonts w:hint="eastAsia"/>
+        </w:rPr>
+        <w:t>网络</w:t>
+      </w:r>
+      <w:r>
+        <w:rPr>
+          <w:rFonts w:hint="eastAsia"/>
+        </w:rPr>
+        <w:t>IO</w:t>
+      </w:r>
+      <w:r>
+        <w:rPr>
+          <w:rFonts w:hint="eastAsia"/>
+        </w:rPr>
+        <w:t>、磁盘</w:t>
+      </w:r>
+      <w:r>
+        <w:rPr>
+          <w:rFonts w:hint="eastAsia"/>
+        </w:rPr>
+        <w:t>IO</w:t>
+      </w:r>
+      <w:r>
+        <w:rPr>
+          <w:rFonts w:hint="eastAsia"/>
+        </w:rPr>
+        <w:t>阻塞时直接切</w:t>
+      </w:r>
+      <w:proofErr w:type="gramStart"/>
+      <w:r>
+        <w:rPr>
+          <w:rFonts w:hint="eastAsia"/>
+        </w:rPr>
+        <w:t>走协程</w:t>
+      </w:r>
+      <w:proofErr w:type="gramEnd"/>
+      <w:r>
+        <w:rPr>
+          <w:rFonts w:hint="eastAsia"/>
+        </w:rPr>
+        <w:t>，线程不阻塞，充分复用线程。</w:t>
+      </w:r>
+    </w:p>
+    <w:p>
+      <w:pPr>
+        <w:ind w:firstLine="420"/>
+        <w:rPr>
+          <w:rFonts w:hint="eastAsia"/>
+        </w:rPr>
+      </w:pPr>
+      <w:r>
+        <w:rPr>
+          <w:rFonts w:hint="eastAsia"/>
+        </w:rPr>
+        <w:t>5</w:t>
+      </w:r>
+      <w:r>
+        <w:rPr>
+          <w:rFonts w:hint="eastAsia"/>
+        </w:rPr>
+        <w:t>、</w:t>
+      </w:r>
+      <w:r>
+        <w:rPr>
+          <w:rFonts w:hint="eastAsia"/>
+        </w:rPr>
+        <w:t>不需要锁（大部分场景无锁）</w:t>
+      </w:r>
+    </w:p>
+    <w:p>
+      <w:pPr>
+        <w:ind w:firstLine="420"/>
+        <w:rPr>
+          <w:rFonts w:hint="eastAsia"/>
+        </w:rPr>
+      </w:pPr>
+      <w:r>
+        <w:rPr>
+          <w:rFonts w:hint="eastAsia"/>
+        </w:rPr>
+        <w:t>单线程</w:t>
+      </w:r>
+      <w:proofErr w:type="gramStart"/>
+      <w:r>
+        <w:rPr>
+          <w:rFonts w:hint="eastAsia"/>
+        </w:rPr>
+        <w:t>内协程串行</w:t>
+      </w:r>
+      <w:proofErr w:type="gramEnd"/>
+      <w:r>
+        <w:rPr>
+          <w:rFonts w:hint="eastAsia"/>
+        </w:rPr>
+        <w:t>执行，同一时刻只有</w:t>
+      </w:r>
+      <w:proofErr w:type="gramStart"/>
+      <w:r>
+        <w:rPr>
+          <w:rFonts w:hint="eastAsia"/>
+        </w:rPr>
+        <w:t>一个协程运行</w:t>
+      </w:r>
+      <w:proofErr w:type="gramEnd"/>
+      <w:r>
+        <w:rPr>
+          <w:rFonts w:hint="eastAsia"/>
+        </w:rPr>
+        <w:t>，</w:t>
+      </w:r>
+    </w:p>
+    <w:p>
+      <w:pPr>
+        <w:ind w:firstLine="420"/>
+        <w:rPr>
+          <w:rFonts w:hint="eastAsia"/>
+        </w:rPr>
+      </w:pPr>
+      <w:r>
+        <w:rPr>
+          <w:rFonts w:hint="eastAsia"/>
+        </w:rPr>
+        <w:t>天然</w:t>
+      </w:r>
+      <w:r>
+        <w:rPr>
+          <w:rFonts w:hint="eastAsia"/>
+          <w:color w:val="EE0000"/>
+        </w:rPr>
+        <w:t>无竞态、不用</w:t>
+      </w:r>
+      <w:r>
+        <w:rPr>
+          <w:rFonts w:hint="eastAsia"/>
+          <w:color w:val="EE0000"/>
+        </w:rPr>
+        <w:t>mutex</w:t>
+      </w:r>
+      <w:r>
+        <w:rPr>
+          <w:rFonts w:hint="eastAsia"/>
+          <w:color w:val="EE0000"/>
+        </w:rPr>
+        <w:t>、不用原子、不用加锁</w:t>
+      </w:r>
+      <w:r>
+        <w:rPr>
+          <w:rFonts w:hint="eastAsia"/>
+        </w:rPr>
+        <w:t>。</w:t>
+      </w:r>
+    </w:p>
+    <w:p>
+      <w:pPr>
+        <w:ind w:firstLine="420"/>
+        <w:rPr>
+          <w:rFonts w:hint="eastAsia"/>
+        </w:rPr>
+      </w:pPr>
+      <w:r>
+        <w:rPr>
+          <w:rFonts w:hint="eastAsia"/>
+        </w:rPr>
+        <w:t>6</w:t>
+      </w:r>
+      <w:r>
+        <w:rPr>
+          <w:rFonts w:hint="eastAsia"/>
+        </w:rPr>
+        <w:t>、</w:t>
+      </w:r>
+      <w:r>
+        <w:rPr>
+          <w:rFonts w:hint="eastAsia"/>
+        </w:rPr>
+        <w:t>编程模型扁平化</w:t>
+      </w:r>
+    </w:p>
+    <w:p>
+      <w:pPr>
+        <w:ind w:firstLine="420"/>
+        <w:rPr>
+          <w:rFonts w:hint="eastAsia"/>
+        </w:rPr>
+      </w:pPr>
+      <w:r>
+        <w:rPr>
+          <w:rFonts w:hint="eastAsia"/>
+        </w:rPr>
+        <w:t>异步回调地狱扁平化，用同步写法写异步逻辑（</w:t>
+      </w:r>
+      <w:r>
+        <w:rPr>
+          <w:rFonts w:hint="eastAsia"/>
+        </w:rPr>
+        <w:t>async/await</w:t>
+      </w:r>
+      <w:r>
+        <w:rPr>
+          <w:rFonts w:hint="eastAsia"/>
+        </w:rPr>
+        <w:t>）。</w:t>
+      </w:r>
+    </w:p>
+    <w:p>
+      <w:pPr>
+        <w:pStyle w:val="2"/>
+      </w:pPr>
+      <w:r>
+        <w:rPr>
+          <w:rFonts w:hint="eastAsia"/>
+        </w:rPr>
+        <w:lastRenderedPageBreak/>
+        <w:t>缺点</w:t>
+      </w:r>
+    </w:p>
+    <w:p>
+      <w:pPr>
+        <w:ind w:firstLine="420"/>
+        <w:rPr>
+          <w:rFonts w:hint="eastAsia"/>
+        </w:rPr>
+      </w:pPr>
+      <w:r>
+        <w:rPr>
+          <w:rFonts w:hint="eastAsia"/>
+        </w:rPr>
+        <w:t>1</w:t>
+      </w:r>
+      <w:r>
+        <w:rPr>
+          <w:rFonts w:hint="eastAsia"/>
+        </w:rPr>
+        <w:t>、</w:t>
+      </w:r>
+      <w:r>
+        <w:rPr>
+          <w:rFonts w:hint="eastAsia"/>
+        </w:rPr>
+        <w:t>无法利用多核</w:t>
+      </w:r>
+      <w:r>
+        <w:rPr>
+          <w:rFonts w:hint="eastAsia"/>
+        </w:rPr>
+        <w:t>CPU</w:t>
+      </w:r>
+    </w:p>
+    <w:p>
+      <w:pPr>
+        <w:ind w:firstLine="420"/>
+      </w:pPr>
+      <w:r>
+        <w:rPr>
+          <w:rFonts w:hint="eastAsia"/>
+        </w:rPr>
+        <w:t>单线程内</w:t>
+      </w:r>
+      <w:proofErr w:type="gramStart"/>
+      <w:r>
+        <w:rPr>
+          <w:rFonts w:hint="eastAsia"/>
+        </w:rPr>
+        <w:t>协程永远</w:t>
+      </w:r>
+      <w:proofErr w:type="gramEnd"/>
+      <w:r>
+        <w:rPr>
+          <w:rFonts w:hint="eastAsia"/>
+        </w:rPr>
+        <w:t>只能占</w:t>
+      </w:r>
+      <w:r>
+        <w:rPr>
+          <w:rFonts w:hint="eastAsia"/>
+          <w:color w:val="EE0000"/>
+        </w:rPr>
+        <w:t>一个</w:t>
+      </w:r>
+      <w:r>
+        <w:rPr>
+          <w:rFonts w:hint="eastAsia"/>
+          <w:color w:val="EE0000"/>
+        </w:rPr>
+        <w:t>CPU</w:t>
+      </w:r>
+      <w:r>
+        <w:rPr>
+          <w:rFonts w:hint="eastAsia"/>
+          <w:color w:val="EE0000"/>
+        </w:rPr>
+        <w:t>核心</w:t>
+      </w:r>
+      <w:r>
+        <w:rPr>
+          <w:rFonts w:hint="eastAsia"/>
+        </w:rPr>
+        <w:t>，</w:t>
+      </w:r>
+      <w:r>
+        <w:rPr>
+          <w:rFonts w:hint="eastAsia"/>
+        </w:rPr>
+        <w:t>CPU</w:t>
+      </w:r>
+      <w:r>
+        <w:rPr>
+          <w:rFonts w:hint="eastAsia"/>
+        </w:rPr>
+        <w:t>密集型任务完全没用。</w:t>
+      </w:r>
+    </w:p>
+    <w:p>
+      <w:pPr>
+        <w:ind w:firstLine="420"/>
+        <w:rPr>
+          <w:rFonts w:hint="eastAsia"/>
+        </w:rPr>
+      </w:pPr>
+      <w:r>
+        <w:rPr>
+          <w:rFonts w:hint="eastAsia"/>
+        </w:rPr>
+        <w:t>2</w:t>
+      </w:r>
+      <w:r>
+        <w:rPr>
+          <w:rFonts w:hint="eastAsia"/>
+        </w:rPr>
+        <w:t>、</w:t>
+      </w:r>
+      <w:r>
+        <w:rPr>
+          <w:rFonts w:hint="eastAsia"/>
+        </w:rPr>
+        <w:t>无法抢占调度</w:t>
+      </w:r>
+    </w:p>
+    <w:p>
+      <w:pPr>
+        <w:ind w:firstLine="420"/>
+        <w:rPr>
+          <w:rFonts w:hint="eastAsia"/>
+        </w:rPr>
+      </w:pPr>
+      <w:proofErr w:type="gramStart"/>
+      <w:r>
+        <w:rPr>
+          <w:rFonts w:hint="eastAsia"/>
+        </w:rPr>
+        <w:t>协程不</w:t>
+      </w:r>
+      <w:proofErr w:type="gramEnd"/>
+      <w:r>
+        <w:rPr>
+          <w:rFonts w:hint="eastAsia"/>
+        </w:rPr>
+        <w:t>主动</w:t>
+      </w:r>
+      <w:r>
+        <w:rPr>
+          <w:rFonts w:hint="eastAsia"/>
+        </w:rPr>
+        <w:t>yield</w:t>
+      </w:r>
+      <w:r>
+        <w:rPr>
+          <w:rFonts w:hint="eastAsia"/>
+        </w:rPr>
+        <w:t>让出，会</w:t>
+      </w:r>
+      <w:r>
+        <w:rPr>
+          <w:rFonts w:hint="eastAsia"/>
+          <w:color w:val="EE0000"/>
+        </w:rPr>
+        <w:t>霸占整个线程</w:t>
+      </w:r>
+      <w:r>
+        <w:rPr>
+          <w:rFonts w:hint="eastAsia"/>
+        </w:rPr>
+        <w:t>，饿死其他所有协程。</w:t>
+      </w:r>
+    </w:p>
+    <w:p>
+      <w:pPr>
+        <w:ind w:firstLine="420"/>
+        <w:rPr>
+          <w:rFonts w:hint="eastAsia"/>
+        </w:rPr>
+      </w:pPr>
+      <w:r>
+        <w:rPr>
+          <w:rFonts w:hint="eastAsia"/>
+        </w:rPr>
+        <w:t>3</w:t>
+      </w:r>
+      <w:r>
+        <w:rPr>
+          <w:rFonts w:hint="eastAsia"/>
+        </w:rPr>
+        <w:t>、</w:t>
+      </w:r>
+      <w:r>
+        <w:rPr>
+          <w:rFonts w:hint="eastAsia"/>
+        </w:rPr>
+        <w:t>系统调用阻塞会堵死整个线程</w:t>
+      </w:r>
+    </w:p>
+    <w:p>
+      <w:pPr>
+        <w:ind w:firstLine="420"/>
+        <w:rPr>
+          <w:rFonts w:hint="eastAsia"/>
+        </w:rPr>
+      </w:pPr>
+      <w:proofErr w:type="gramStart"/>
+      <w:r>
+        <w:rPr>
+          <w:rFonts w:hint="eastAsia"/>
+        </w:rPr>
+        <w:t>协程内</w:t>
+      </w:r>
+      <w:proofErr w:type="gramEnd"/>
+      <w:r>
+        <w:rPr>
+          <w:rFonts w:hint="eastAsia"/>
+        </w:rPr>
+        <w:t>一旦发生原生阻塞</w:t>
+      </w:r>
+      <w:r>
+        <w:rPr>
+          <w:rFonts w:hint="eastAsia"/>
+        </w:rPr>
+        <w:t>IO</w:t>
+      </w:r>
+      <w:r>
+        <w:rPr>
+          <w:rFonts w:hint="eastAsia"/>
+        </w:rPr>
+        <w:t>（未</w:t>
+      </w:r>
+      <w:r>
+        <w:rPr>
+          <w:rFonts w:hint="eastAsia"/>
+        </w:rPr>
+        <w:t>hook</w:t>
+      </w:r>
+      <w:r>
+        <w:rPr>
+          <w:rFonts w:hint="eastAsia"/>
+        </w:rPr>
+        <w:t>系统调用），</w:t>
+      </w:r>
+      <w:r>
+        <w:rPr>
+          <w:rFonts w:hint="eastAsia"/>
+          <w:color w:val="EE0000"/>
+        </w:rPr>
+        <w:t>整个线程</w:t>
+      </w:r>
+      <w:r>
+        <w:rPr>
+          <w:rFonts w:hint="eastAsia"/>
+          <w:color w:val="EE0000"/>
+        </w:rPr>
+        <w:t>+</w:t>
+      </w:r>
+      <w:r>
+        <w:rPr>
+          <w:rFonts w:hint="eastAsia"/>
+          <w:color w:val="EE0000"/>
+        </w:rPr>
+        <w:t>所有</w:t>
+      </w:r>
+      <w:proofErr w:type="gramStart"/>
+      <w:r>
+        <w:rPr>
+          <w:rFonts w:hint="eastAsia"/>
+          <w:color w:val="EE0000"/>
+        </w:rPr>
+        <w:t>协程全部</w:t>
+      </w:r>
+      <w:proofErr w:type="gramEnd"/>
+      <w:r>
+        <w:rPr>
+          <w:rFonts w:hint="eastAsia"/>
+          <w:color w:val="EE0000"/>
+        </w:rPr>
+        <w:t>卡死</w:t>
+      </w:r>
+      <w:r>
+        <w:rPr>
+          <w:rFonts w:hint="eastAsia"/>
+        </w:rPr>
+        <w:t>。</w:t>
+      </w:r>
+    </w:p>
+    <w:p>
+      <w:pPr>
+        <w:ind w:firstLine="420"/>
+        <w:rPr>
+          <w:rFonts w:hint="eastAsia"/>
+        </w:rPr>
+      </w:pPr>
+      <w:r>
+        <w:rPr>
+          <w:rFonts w:hint="eastAsia"/>
+        </w:rPr>
+        <w:t>4</w:t>
+      </w:r>
+      <w:r>
+        <w:rPr>
+          <w:rFonts w:hint="eastAsia"/>
+        </w:rPr>
+        <w:t>、</w:t>
+      </w:r>
+      <w:r>
+        <w:rPr>
+          <w:rFonts w:hint="eastAsia"/>
+        </w:rPr>
+        <w:t>语言</w:t>
+      </w:r>
+      <w:r>
+        <w:rPr>
+          <w:rFonts w:hint="eastAsia"/>
+        </w:rPr>
+        <w:t>/</w:t>
+      </w:r>
+      <w:r>
+        <w:rPr>
+          <w:rFonts w:hint="eastAsia"/>
+        </w:rPr>
+        <w:t>框架绑定强，生态复杂</w:t>
+      </w:r>
+    </w:p>
+    <w:p>
+      <w:pPr>
+        <w:ind w:firstLine="420"/>
+        <w:rPr>
+          <w:rFonts w:hint="eastAsia"/>
+        </w:rPr>
+      </w:pPr>
+      <w:r>
+        <w:rPr>
+          <w:rFonts w:hint="eastAsia"/>
+        </w:rPr>
+        <w:t>原生操作系统不支持协程，依赖语言库封装（</w:t>
+      </w:r>
+      <w:r>
+        <w:rPr>
+          <w:rFonts w:hint="eastAsia"/>
+        </w:rPr>
+        <w:t>Go</w:t>
+      </w:r>
+      <w:r>
+        <w:rPr>
+          <w:rFonts w:hint="eastAsia"/>
+        </w:rPr>
+        <w:t>、</w:t>
+      </w:r>
+      <w:r>
+        <w:rPr>
+          <w:rFonts w:hint="eastAsia"/>
+        </w:rPr>
+        <w:t>Python</w:t>
+      </w:r>
+      <w:r>
+        <w:rPr>
+          <w:rFonts w:hint="eastAsia"/>
+        </w:rPr>
+        <w:t>、</w:t>
+      </w:r>
+      <w:r>
+        <w:rPr>
+          <w:rFonts w:hint="eastAsia"/>
+        </w:rPr>
+        <w:t>C++</w:t>
+      </w:r>
+      <w:r>
+        <w:rPr>
+          <w:rFonts w:hint="eastAsia"/>
+        </w:rPr>
+        <w:t>），</w:t>
+      </w:r>
+    </w:p>
+    <w:p>
+      <w:pPr>
+        <w:ind w:firstLine="420"/>
+        <w:rPr>
+          <w:rFonts w:hint="eastAsia"/>
+        </w:rPr>
+      </w:pPr>
+      <w:proofErr w:type="gramStart"/>
+      <w:r>
+        <w:rPr>
+          <w:rFonts w:hint="eastAsia"/>
+        </w:rPr>
+        <w:t>栈</w:t>
+      </w:r>
+      <w:proofErr w:type="gramEnd"/>
+      <w:r>
+        <w:rPr>
+          <w:rFonts w:hint="eastAsia"/>
+        </w:rPr>
+        <w:t>扩容、</w:t>
+      </w:r>
+      <w:proofErr w:type="gramStart"/>
+      <w:r>
+        <w:rPr>
+          <w:rFonts w:hint="eastAsia"/>
+        </w:rPr>
+        <w:t>栈</w:t>
+      </w:r>
+      <w:proofErr w:type="gramEnd"/>
+      <w:r>
+        <w:rPr>
+          <w:rFonts w:hint="eastAsia"/>
+        </w:rPr>
+        <w:t>溢出、</w:t>
+      </w:r>
+      <w:proofErr w:type="gramStart"/>
+      <w:r>
+        <w:rPr>
+          <w:rFonts w:hint="eastAsia"/>
+        </w:rPr>
+        <w:t>调度器实现坑</w:t>
+      </w:r>
+      <w:proofErr w:type="gramEnd"/>
+      <w:r>
+        <w:rPr>
+          <w:rFonts w:hint="eastAsia"/>
+        </w:rPr>
+        <w:t>多。</w:t>
+      </w:r>
+    </w:p>
+    <w:p>
+      <w:pPr>
+        <w:ind w:firstLine="420"/>
+        <w:rPr>
+          <w:rFonts w:hint="eastAsia"/>
+        </w:rPr>
+      </w:pPr>
+      <w:r>
+        <w:rPr>
+          <w:rFonts w:hint="eastAsia"/>
+        </w:rPr>
+        <w:t>5</w:t>
+      </w:r>
+      <w:r>
+        <w:rPr>
+          <w:rFonts w:hint="eastAsia"/>
+        </w:rPr>
+        <w:t>、</w:t>
+      </w:r>
+      <w:r>
+        <w:rPr>
+          <w:rFonts w:hint="eastAsia"/>
+        </w:rPr>
+        <w:t>调试困难</w:t>
+      </w:r>
+    </w:p>
+    <w:p>
+      <w:pPr>
+        <w:ind w:firstLine="420"/>
+        <w:rPr>
+          <w:rFonts w:hint="eastAsia"/>
+        </w:rPr>
+      </w:pPr>
+      <w:r>
+        <w:rPr>
+          <w:rFonts w:hint="eastAsia"/>
+        </w:rPr>
+        <w:t>内核、</w:t>
+      </w:r>
+      <w:r>
+        <w:rPr>
+          <w:rFonts w:hint="eastAsia"/>
+        </w:rPr>
+        <w:t>top</w:t>
+      </w:r>
+      <w:r>
+        <w:rPr>
+          <w:rFonts w:hint="eastAsia"/>
+        </w:rPr>
+        <w:t>、</w:t>
+      </w:r>
+      <w:r>
+        <w:rPr>
+          <w:rFonts w:hint="eastAsia"/>
+        </w:rPr>
+        <w:t>perf</w:t>
+      </w:r>
+      <w:r>
+        <w:rPr>
+          <w:rFonts w:hint="eastAsia"/>
+        </w:rPr>
+        <w:t>看不到协程，只有线程信息，排查链路复杂。</w:t>
+      </w:r>
+    </w:p>
+    <w:p>
+      <w:pPr>
+        <w:ind w:firstLine="420"/>
+        <w:rPr>
+          <w:rFonts w:hint="eastAsia"/>
+        </w:rPr>
+      </w:pPr>
+      <w:r>
+        <w:rPr>
+          <w:rFonts w:hint="eastAsia"/>
+        </w:rPr>
+        <w:t>6</w:t>
+      </w:r>
+      <w:r>
+        <w:rPr>
+          <w:rFonts w:hint="eastAsia"/>
+        </w:rPr>
+        <w:t>、</w:t>
+      </w:r>
+      <w:r>
+        <w:rPr>
+          <w:rFonts w:hint="eastAsia"/>
+        </w:rPr>
+        <w:t>CPU</w:t>
+      </w:r>
+      <w:r>
+        <w:rPr>
+          <w:rFonts w:hint="eastAsia"/>
+        </w:rPr>
+        <w:t>密集场景反而不如线程</w:t>
+      </w:r>
+    </w:p>
+    <w:p>
+      <w:pPr>
+        <w:ind w:firstLine="420"/>
+        <w:rPr>
+          <w:rFonts w:hint="eastAsia"/>
+        </w:rPr>
+      </w:pPr>
+      <w:r>
+        <w:rPr>
+          <w:rFonts w:hint="eastAsia"/>
+        </w:rPr>
+        <w:t>计算</w:t>
+      </w:r>
+      <w:proofErr w:type="gramStart"/>
+      <w:r>
+        <w:rPr>
+          <w:rFonts w:hint="eastAsia"/>
+        </w:rPr>
+        <w:t>密集会</w:t>
+      </w:r>
+      <w:proofErr w:type="gramEnd"/>
+      <w:r>
+        <w:rPr>
+          <w:rFonts w:hint="eastAsia"/>
+        </w:rPr>
+        <w:t>单核跑满，无法多核并行，性能很差。</w:t>
+      </w:r>
+    </w:p>
+    <w:p>
+      <w:pPr>
+        <w:pStyle w:val="1"/>
+      </w:pPr>
+      <w:r>
+        <w:rPr>
+          <w:rFonts w:hint="eastAsia"/>
+        </w:rPr>
+        <w:t>原理</w:t>
+      </w:r>
+    </w:p>
+    <w:p>
+      <w:pPr>
+        <w:ind w:firstLine="420"/>
+      </w:pPr>
+      <w:r>
+        <w:rPr>
+          <w:rFonts w:hint="eastAsia"/>
+        </w:rPr>
+        <w:t>与</w:t>
+      </w:r>
+      <w:r>
+        <w:rPr>
+          <w:rFonts w:hint="eastAsia"/>
+        </w:rPr>
+        <w:t xml:space="preserve"> Python </w:t>
+      </w:r>
+      <w:r>
+        <w:rPr>
+          <w:rFonts w:hint="eastAsia"/>
+        </w:rPr>
+        <w:t>不同，</w:t>
+      </w:r>
+      <w:r>
+        <w:rPr>
+          <w:rFonts w:hint="eastAsia"/>
+        </w:rPr>
+        <w:t xml:space="preserve">C/C++ </w:t>
+      </w:r>
+      <w:r>
+        <w:rPr>
+          <w:rFonts w:hint="eastAsia"/>
+        </w:rPr>
+        <w:t>语言本身是不能天然支持协程的。现有的</w:t>
+      </w:r>
+      <w:r>
+        <w:rPr>
+          <w:rFonts w:hint="eastAsia"/>
+        </w:rPr>
+        <w:t xml:space="preserve"> C++ </w:t>
+      </w:r>
+      <w:r>
+        <w:rPr>
+          <w:rFonts w:hint="eastAsia"/>
+        </w:rPr>
+        <w:t>协程库均基于两种方案：</w:t>
       </w:r>
       <w:r>
         <w:rPr>
           <w:rFonts w:hint="eastAsia"/>
           <w:color w:val="FF0000"/>
         </w:rPr>
-        <w:t>“</w:t>
+        <w:t>利用汇编代码控制协程上下文的切换，以及利用操作系统提供的</w:t>
       </w:r>
       <w:r>
         <w:rPr>
           <w:rFonts w:hint="eastAsia"/>
           <w:color w:val="FF0000"/>
         </w:rPr>
-        <w:t>I/O</w:t>
+        <w:t xml:space="preserve"> API </w:t>
       </w:r>
       <w:r>
         <w:rPr>
           <w:rFonts w:hint="eastAsia"/>
           <w:color w:val="FF0000"/>
         </w:rPr>
-        <w:t>密集型、高并发”</w:t>
-      </w:r>
-      <w:r>
-        <w:rPr>
-          <w:rFonts w:hint="eastAsia"/>
-        </w:rPr>
-        <w:t>场景中最突出：</w:t>
-      </w:r>
-      <w:r>
-        <w:rPr>
-          <w:rFonts w:hint="eastAsia"/>
-        </w:rPr>
-        <w:t xml:space="preserve">  </w:t>
+        <w:t>来实现协程上下文切换</w:t>
+      </w:r>
+      <w:r>
+        <w:rPr>
+          <w:rFonts w:hint="eastAsia"/>
+        </w:rPr>
+        <w:t>。典型的例如：</w:t>
+      </w:r>
+    </w:p>
+    <w:p>
+      <w:r>
+        <w:rPr>
+          <w:rFonts w:hint="eastAsia"/>
+        </w:rPr>
+        <w:t xml:space="preserve">    </w:t>
+      </w:r>
+      <w:proofErr w:type="spellStart"/>
+      <w:r>
+        <w:rPr>
+          <w:rFonts w:hint="eastAsia"/>
+        </w:rPr>
+        <w:t>libco</w:t>
+      </w:r>
+      <w:proofErr w:type="spellEnd"/>
+      <w:r>
+        <w:rPr>
+          <w:rFonts w:hint="eastAsia"/>
+        </w:rPr>
+        <w:t>，</w:t>
+      </w:r>
+      <w:proofErr w:type="spellStart"/>
+      <w:r>
+        <w:rPr>
+          <w:rFonts w:hint="eastAsia"/>
+        </w:rPr>
+        <w:t>Boost.context</w:t>
+      </w:r>
+      <w:proofErr w:type="spellEnd"/>
+      <w:r>
+        <w:rPr>
+          <w:rFonts w:hint="eastAsia"/>
+        </w:rPr>
+        <w:t>：基于汇编代码的上下文切换</w:t>
+      </w:r>
+    </w:p>
+    <w:p>
+      <w:r>
+        <w:rPr>
+          <w:rFonts w:hint="eastAsia"/>
+        </w:rPr>
+        <w:t xml:space="preserve">    </w:t>
+      </w:r>
+      <w:proofErr w:type="spellStart"/>
+      <w:r>
+        <w:rPr>
+          <w:rFonts w:hint="eastAsia"/>
+        </w:rPr>
+        <w:t>phxrpc</w:t>
+      </w:r>
+      <w:proofErr w:type="spellEnd"/>
+      <w:r>
+        <w:rPr>
+          <w:rFonts w:hint="eastAsia"/>
+        </w:rPr>
+        <w:t>：基于</w:t>
+      </w:r>
+      <w:r>
+        <w:rPr>
+          <w:rFonts w:hint="eastAsia"/>
+        </w:rPr>
+        <w:t xml:space="preserve"> </w:t>
+      </w:r>
+      <w:proofErr w:type="spellStart"/>
+      <w:r>
+        <w:rPr>
+          <w:rFonts w:hint="eastAsia"/>
+        </w:rPr>
+        <w:t>ucontext</w:t>
+      </w:r>
+      <w:proofErr w:type="spellEnd"/>
+      <w:r>
+        <w:rPr>
+          <w:rFonts w:hint="eastAsia"/>
+        </w:rPr>
+        <w:t>/</w:t>
+      </w:r>
+      <w:proofErr w:type="spellStart"/>
+      <w:r>
+        <w:rPr>
+          <w:rFonts w:hint="eastAsia"/>
+        </w:rPr>
+        <w:t>Boost.context</w:t>
+      </w:r>
+      <w:proofErr w:type="spellEnd"/>
+      <w:r>
+        <w:rPr>
+          <w:rFonts w:hint="eastAsia"/>
+        </w:rPr>
+        <w:t xml:space="preserve"> </w:t>
+      </w:r>
+      <w:r>
+        <w:rPr>
+          <w:rFonts w:hint="eastAsia"/>
+        </w:rPr>
+        <w:t>的上下文切换</w:t>
+      </w:r>
+    </w:p>
+    <w:p>
+      <w:r>
+        <w:rPr>
+          <w:rFonts w:hint="eastAsia"/>
+        </w:rPr>
+        <w:t xml:space="preserve">    </w:t>
+      </w:r>
+      <w:proofErr w:type="spellStart"/>
+      <w:r>
+        <w:rPr>
+          <w:rFonts w:hint="eastAsia"/>
+        </w:rPr>
+        <w:t>libmill</w:t>
+      </w:r>
+      <w:proofErr w:type="spellEnd"/>
+      <w:r>
+        <w:rPr>
+          <w:rFonts w:hint="eastAsia"/>
+        </w:rPr>
+        <w:t>：基于</w:t>
+      </w:r>
+      <w:r>
+        <w:rPr>
+          <w:rFonts w:hint="eastAsia"/>
+        </w:rPr>
+        <w:t xml:space="preserve"> </w:t>
+      </w:r>
+      <w:proofErr w:type="spellStart"/>
+      <w:r>
+        <w:rPr>
+          <w:rFonts w:hint="eastAsia"/>
+        </w:rPr>
+        <w:t>setjump</w:t>
+      </w:r>
+      <w:proofErr w:type="spellEnd"/>
+      <w:r>
+        <w:rPr>
+          <w:rFonts w:hint="eastAsia"/>
+        </w:rPr>
+        <w:t>/</w:t>
+      </w:r>
+      <w:proofErr w:type="spellStart"/>
+      <w:r>
+        <w:rPr>
+          <w:rFonts w:hint="eastAsia"/>
+        </w:rPr>
+        <w:t>longjump</w:t>
+      </w:r>
+      <w:proofErr w:type="spellEnd"/>
+      <w:r>
+        <w:rPr>
+          <w:rFonts w:hint="eastAsia"/>
+        </w:rPr>
+        <w:t xml:space="preserve"> </w:t>
+      </w:r>
+      <w:r>
+        <w:rPr>
+          <w:rFonts w:hint="eastAsia"/>
+        </w:rPr>
+        <w:t>的协程切换</w:t>
       </w:r>
     </w:p>
     <w:p>
       <w:pPr>
         <w:ind w:firstLine="420"/>
-        <w:rPr>
-          <w:rFonts w:hint="eastAsia"/>
-        </w:rPr>
-      </w:pPr>
-      <w:r>
-        <w:t>1</w:t>
-      </w:r>
-      <w:r>
-        <w:rPr>
-          <w:rFonts w:hint="eastAsia"/>
-        </w:rPr>
-        <w:t>、</w:t>
-      </w:r>
-      <w:r>
-        <w:rPr>
-          <w:rFonts w:hint="eastAsia"/>
-        </w:rPr>
-        <w:t>I/O</w:t>
-      </w:r>
-      <w:r>
-        <w:rPr>
-          <w:rFonts w:hint="eastAsia"/>
-        </w:rPr>
-        <w:t>密集型任务</w:t>
-      </w:r>
-    </w:p>
-    <w:p>
-      <w:pPr>
-        <w:ind w:firstLine="420"/>
-        <w:rPr>
-          <w:rFonts w:hint="eastAsia"/>
-        </w:rPr>
-      </w:pPr>
-      <w:r>
-        <w:rPr>
-          <w:rFonts w:hint="eastAsia"/>
-        </w:rPr>
-        <w:t>如网络请求（</w:t>
-      </w:r>
-      <w:r>
-        <w:rPr>
-          <w:rFonts w:hint="eastAsia"/>
-        </w:rPr>
-        <w:t>HTTP</w:t>
-      </w:r>
-      <w:r>
-        <w:rPr>
-          <w:rFonts w:hint="eastAsia"/>
-        </w:rPr>
-        <w:t>服务器、爬虫）、数据库操作、文件读写等。这些任务的大部分时间在等待</w:t>
-      </w:r>
-      <w:r>
-        <w:rPr>
-          <w:rFonts w:hint="eastAsia"/>
-        </w:rPr>
-        <w:t>I/O</w:t>
-      </w:r>
-      <w:r>
-        <w:rPr>
-          <w:rFonts w:hint="eastAsia"/>
-        </w:rPr>
-        <w:t>（而非</w:t>
-      </w:r>
-      <w:r>
-        <w:rPr>
-          <w:rFonts w:hint="eastAsia"/>
-        </w:rPr>
-        <w:t>CPU</w:t>
-      </w:r>
-      <w:r>
-        <w:rPr>
-          <w:rFonts w:hint="eastAsia"/>
-        </w:rPr>
-        <w:t>计算），协程可在等待时自动切换到其他任务，最大化利用</w:t>
-      </w:r>
-      <w:r>
-        <w:rPr>
-          <w:rFonts w:hint="eastAsia"/>
-        </w:rPr>
-        <w:t>CPU</w:t>
-      </w:r>
-      <w:r>
-        <w:rPr>
-          <w:rFonts w:hint="eastAsia"/>
-        </w:rPr>
-        <w:t>。</w:t>
-      </w:r>
-      <w:r>
-        <w:rPr>
-          <w:rFonts w:hint="eastAsia"/>
-        </w:rPr>
-        <w:t xml:space="preserve">  </w:t>
-      </w:r>
-    </w:p>
-    <w:p>
-      <w:pPr>
-        <w:ind w:firstLine="420"/>
-        <w:rPr>
-          <w:rFonts w:hint="eastAsia"/>
-        </w:rPr>
-      </w:pPr>
-      <w:r>
-        <w:rPr>
-          <w:rFonts w:hint="eastAsia"/>
-        </w:rPr>
-        <w:t>例：一个</w:t>
-      </w:r>
-      <w:r>
-        <w:rPr>
-          <w:rFonts w:hint="eastAsia"/>
-        </w:rPr>
-        <w:t>Web</w:t>
-      </w:r>
-      <w:r>
-        <w:rPr>
-          <w:rFonts w:hint="eastAsia"/>
-        </w:rPr>
-        <w:t>服务器用协程处理</w:t>
-      </w:r>
-      <w:r>
-        <w:rPr>
-          <w:rFonts w:hint="eastAsia"/>
-        </w:rPr>
-        <w:t>10</w:t>
-      </w:r>
-      <w:r>
-        <w:rPr>
-          <w:rFonts w:hint="eastAsia"/>
-        </w:rPr>
-        <w:t>万并发连接，仅需几个线程即可支撑，内存占用和响应速度远优于线程池。</w:t>
-      </w:r>
-      <w:r>
-        <w:rPr>
-          <w:rFonts w:hint="eastAsia"/>
-        </w:rPr>
-        <w:t xml:space="preserve">  </w:t>
-      </w:r>
-    </w:p>
-    <w:p>
-      <w:pPr>
-        <w:ind w:firstLine="420"/>
-        <w:rPr>
-          <w:rFonts w:hint="eastAsia"/>
-        </w:rPr>
-      </w:pPr>
-      <w:r>
-        <w:t>2</w:t>
-      </w:r>
-      <w:r>
-        <w:rPr>
-          <w:rFonts w:hint="eastAsia"/>
-        </w:rPr>
-        <w:t>、</w:t>
-      </w:r>
-      <w:r>
-        <w:rPr>
-          <w:rFonts w:hint="eastAsia"/>
-        </w:rPr>
-        <w:t>需要维护大量“轻量任务”的场景</w:t>
-      </w:r>
-    </w:p>
-    <w:p>
-      <w:pPr>
-        <w:ind w:firstLine="420"/>
-        <w:rPr>
-          <w:rFonts w:hint="eastAsia"/>
-        </w:rPr>
-      </w:pPr>
-      <w:r>
-        <w:rPr>
-          <w:rFonts w:hint="eastAsia"/>
-        </w:rPr>
-        <w:t>如实时聊天系统（同时维护数万用户连接）、物联网设备数据采集（百万级设备上报）等，协程的低内存占用和切换成本是关键。</w:t>
-      </w:r>
-      <w:r>
-        <w:rPr>
-          <w:rFonts w:hint="eastAsia"/>
-        </w:rPr>
-        <w:t xml:space="preserve">  </w:t>
-      </w:r>
-    </w:p>
-    <w:p>
-      <w:pPr>
-        <w:ind w:firstLine="420"/>
-        <w:rPr>
-          <w:rFonts w:hint="eastAsia"/>
-        </w:rPr>
-      </w:pPr>
-      <w:r>
-        <w:t>3</w:t>
-      </w:r>
-      <w:r>
-        <w:rPr>
-          <w:rFonts w:hint="eastAsia"/>
-        </w:rPr>
-        <w:t>、</w:t>
-      </w:r>
-      <w:r>
-        <w:rPr>
-          <w:rFonts w:hint="eastAsia"/>
-        </w:rPr>
-        <w:t>复杂状态的流程控制</w:t>
-      </w:r>
-    </w:p>
-    <w:p>
-      <w:pPr>
-        <w:ind w:firstLine="420"/>
-      </w:pPr>
-      <w:r>
-        <w:rPr>
-          <w:rFonts w:hint="eastAsia"/>
-        </w:rPr>
-        <w:t>如游戏</w:t>
-      </w:r>
-      <w:r>
-        <w:rPr>
-          <w:rFonts w:hint="eastAsia"/>
-        </w:rPr>
-        <w:t>AI</w:t>
-      </w:r>
-      <w:r>
-        <w:rPr>
-          <w:rFonts w:hint="eastAsia"/>
-        </w:rPr>
-        <w:t>（多角色状态切换）、工作流引擎（多步骤任务暂停</w:t>
-      </w:r>
-      <w:r>
-        <w:rPr>
-          <w:rFonts w:hint="eastAsia"/>
-        </w:rPr>
-        <w:t>/</w:t>
-      </w:r>
-      <w:r>
-        <w:rPr>
-          <w:rFonts w:hint="eastAsia"/>
-        </w:rPr>
-        <w:t>恢复），协程的“状态保存”能力可简化代码逻辑。</w:t>
-      </w:r>
-      <w:r>
-        <w:rPr>
-          <w:rFonts w:hint="eastAsia"/>
-        </w:rPr>
-        <w:t xml:space="preserve">  </w:t>
+      </w:pPr>
+      <w:r>
+        <w:rPr>
+          <w:rFonts w:hint="eastAsia"/>
+        </w:rPr>
+        <w:t>一般而言，</w:t>
+      </w:r>
+      <w:r>
+        <w:rPr>
+          <w:rFonts w:hint="eastAsia"/>
+          <w:color w:val="FF0000"/>
+        </w:rPr>
+        <w:t>基于汇编的上下文切换要比采用系统调用的切换更加高效</w:t>
+      </w:r>
+      <w:r>
+        <w:rPr>
+          <w:rFonts w:hint="eastAsia"/>
+        </w:rPr>
+        <w:t>，这也是为什么</w:t>
+      </w:r>
+      <w:r>
+        <w:rPr>
+          <w:rFonts w:hint="eastAsia"/>
+        </w:rPr>
+        <w:t xml:space="preserve"> </w:t>
+      </w:r>
+      <w:proofErr w:type="spellStart"/>
+      <w:r>
+        <w:rPr>
+          <w:rFonts w:hint="eastAsia"/>
+        </w:rPr>
+        <w:t>phxrpc</w:t>
+      </w:r>
+      <w:proofErr w:type="spellEnd"/>
+      <w:r>
+        <w:rPr>
+          <w:rFonts w:hint="eastAsia"/>
+        </w:rPr>
+        <w:t xml:space="preserve"> </w:t>
+      </w:r>
+      <w:r>
+        <w:rPr>
+          <w:rFonts w:hint="eastAsia"/>
+        </w:rPr>
+        <w:t>在使用</w:t>
+      </w:r>
+      <w:r>
+        <w:rPr>
+          <w:rFonts w:hint="eastAsia"/>
+        </w:rPr>
+        <w:t xml:space="preserve"> </w:t>
+      </w:r>
+      <w:proofErr w:type="spellStart"/>
+      <w:r>
+        <w:rPr>
+          <w:rFonts w:hint="eastAsia"/>
+        </w:rPr>
+        <w:t>Boost.context</w:t>
+      </w:r>
+      <w:proofErr w:type="spellEnd"/>
+      <w:r>
+        <w:rPr>
+          <w:rFonts w:hint="eastAsia"/>
+        </w:rPr>
+        <w:t xml:space="preserve"> </w:t>
+      </w:r>
+      <w:r>
+        <w:rPr>
+          <w:rFonts w:hint="eastAsia"/>
+        </w:rPr>
+        <w:t>时要比使用</w:t>
+      </w:r>
+      <w:r>
+        <w:rPr>
+          <w:rFonts w:hint="eastAsia"/>
+        </w:rPr>
+        <w:t xml:space="preserve"> </w:t>
+      </w:r>
+      <w:proofErr w:type="spellStart"/>
+      <w:r>
+        <w:rPr>
+          <w:rFonts w:hint="eastAsia"/>
+        </w:rPr>
+        <w:t>ucontext</w:t>
+      </w:r>
+      <w:proofErr w:type="spellEnd"/>
+      <w:r>
+        <w:rPr>
+          <w:rFonts w:hint="eastAsia"/>
+        </w:rPr>
+        <w:t xml:space="preserve"> </w:t>
+      </w:r>
+      <w:r>
+        <w:rPr>
+          <w:rFonts w:hint="eastAsia"/>
+        </w:rPr>
+        <w:t>性能更好的原因。关于</w:t>
+      </w:r>
+      <w:r>
+        <w:rPr>
+          <w:rFonts w:hint="eastAsia"/>
+        </w:rPr>
+        <w:t xml:space="preserve"> </w:t>
+      </w:r>
+      <w:proofErr w:type="spellStart"/>
+      <w:r>
+        <w:rPr>
+          <w:rFonts w:hint="eastAsia"/>
+        </w:rPr>
+        <w:t>phxrpc</w:t>
+      </w:r>
+      <w:proofErr w:type="spellEnd"/>
+      <w:r>
+        <w:rPr>
+          <w:rFonts w:hint="eastAsia"/>
+        </w:rPr>
+        <w:t xml:space="preserve"> </w:t>
+      </w:r>
+      <w:r>
+        <w:rPr>
+          <w:rFonts w:hint="eastAsia"/>
+        </w:rPr>
+        <w:t>和</w:t>
+      </w:r>
+      <w:r>
+        <w:rPr>
+          <w:rFonts w:hint="eastAsia"/>
+        </w:rPr>
+        <w:t xml:space="preserve"> </w:t>
+      </w:r>
+      <w:proofErr w:type="spellStart"/>
+      <w:r>
+        <w:rPr>
+          <w:rFonts w:hint="eastAsia"/>
+        </w:rPr>
+        <w:t>libmill</w:t>
+      </w:r>
+      <w:proofErr w:type="spellEnd"/>
+      <w:r>
+        <w:rPr>
+          <w:rFonts w:hint="eastAsia"/>
+        </w:rPr>
+        <w:t xml:space="preserve"> </w:t>
+      </w:r>
+      <w:r>
+        <w:rPr>
+          <w:rFonts w:hint="eastAsia"/>
+        </w:rPr>
+        <w:t>具体的协程实现方式，以后有时间再详细介绍。</w:t>
+      </w:r>
+    </w:p>
+    <w:p/>
+    <w:p>
+      <w:pPr>
+        <w:pStyle w:val="1"/>
+      </w:pPr>
+      <w:r>
+        <w:rPr>
+          <w:rFonts w:hint="eastAsia"/>
+        </w:rPr>
+        <w:t>框架</w:t>
       </w:r>
     </w:p>
     <w:p>
       <w:pPr>
         <w:pStyle w:val="2"/>
-        <w:rPr>
-          <w:rFonts w:hint="eastAsia"/>
-        </w:rPr>
-      </w:pPr>
-      <w:r>
-        <w:rPr>
-          <w:rFonts w:hint="eastAsia"/>
-        </w:rPr>
-        <w:t>什么时候不适合用协程？</w:t>
-      </w:r>
-      <w:r>
-        <w:rPr>
-          <w:rFonts w:hint="eastAsia"/>
-        </w:rPr>
-        <w:t xml:space="preserve">  </w:t>
-      </w:r>
-    </w:p>
-    <w:p>
-      <w:pPr>
-        <w:ind w:firstLine="420"/>
-        <w:rPr>
-          <w:rFonts w:hint="eastAsia"/>
-        </w:rPr>
-      </w:pPr>
-      <w:r>
-        <w:rPr>
-          <w:rFonts w:hint="eastAsia"/>
-        </w:rPr>
-        <w:t>协程的短板在</w:t>
-      </w:r>
-      <w:r>
-        <w:rPr>
-          <w:rFonts w:hint="eastAsia"/>
-          <w:color w:val="FF0000"/>
-        </w:rPr>
-        <w:t>“</w:t>
-      </w:r>
-      <w:r>
-        <w:rPr>
-          <w:rFonts w:hint="eastAsia"/>
-          <w:color w:val="FF0000"/>
-        </w:rPr>
-        <w:t>CPU</w:t>
-      </w:r>
-      <w:r>
-        <w:rPr>
-          <w:rFonts w:hint="eastAsia"/>
-          <w:color w:val="FF0000"/>
-        </w:rPr>
-        <w:t>密集型、需要并行计算”的场景</w:t>
-      </w:r>
-      <w:r>
-        <w:rPr>
-          <w:rFonts w:hint="eastAsia"/>
-        </w:rPr>
-        <w:t>中暴露：</w:t>
-      </w:r>
-      <w:r>
-        <w:rPr>
-          <w:rFonts w:hint="eastAsia"/>
-        </w:rPr>
-        <w:t xml:space="preserve">  </w:t>
-      </w:r>
-    </w:p>
-    <w:p>
-      <w:pPr>
-        <w:ind w:firstLine="420"/>
-        <w:rPr>
-          <w:rFonts w:hint="eastAsia"/>
-        </w:rPr>
-      </w:pPr>
-      <w:r>
-        <w:t>1</w:t>
-      </w:r>
-      <w:r>
-        <w:rPr>
-          <w:rFonts w:hint="eastAsia"/>
-        </w:rPr>
-        <w:t>、</w:t>
-      </w:r>
-      <w:r>
-        <w:rPr>
-          <w:rFonts w:hint="eastAsia"/>
-        </w:rPr>
-        <w:t>CPU</w:t>
-      </w:r>
-      <w:r>
-        <w:rPr>
-          <w:rFonts w:hint="eastAsia"/>
-        </w:rPr>
-        <w:t>密集型任务</w:t>
-      </w:r>
-    </w:p>
-    <w:p>
-      <w:pPr>
-        <w:ind w:firstLine="420"/>
-        <w:rPr>
-          <w:rFonts w:hint="eastAsia"/>
-        </w:rPr>
-      </w:pPr>
-      <w:r>
-        <w:rPr>
-          <w:rFonts w:hint="eastAsia"/>
-        </w:rPr>
-        <w:t>如科学计算、视频编码、大数据分析等。这些任务持续占用</w:t>
-      </w:r>
-      <w:r>
-        <w:rPr>
-          <w:rFonts w:hint="eastAsia"/>
-        </w:rPr>
-        <w:t>CPU</w:t>
-      </w:r>
-      <w:r>
-        <w:rPr>
-          <w:rFonts w:hint="eastAsia"/>
-        </w:rPr>
-        <w:t>，协程切</w:t>
-      </w:r>
-      <w:r>
-        <w:rPr>
-          <w:rFonts w:hint="eastAsia"/>
-        </w:rPr>
+      </w:pPr>
+      <w:proofErr w:type="spellStart"/>
+      <w:r>
+        <w:rPr>
+          <w:rFonts w:hint="eastAsia"/>
+        </w:rPr>
+        <w:t>libco</w:t>
+      </w:r>
+      <w:proofErr w:type="spellEnd"/>
+    </w:p>
+    <w:p>
+      <w:r>
+        <w:tab/>
+      </w:r>
+      <w:r>
+        <w:rPr>
+          <w:rFonts w:hint="eastAsia"/>
+        </w:rPr>
+        <w:t>参考：</w:t>
+      </w:r>
+    </w:p>
+    <w:p>
+      <w:pPr>
+        <w:pStyle w:val="a0"/>
+      </w:pPr>
+      <w:r>
         <w:lastRenderedPageBreak/>
-        <w:t>换无法提高效率（单线程内只能串行执行），反而会因切换产生额外开销。此时应使用多线程</w:t>
-      </w:r>
-      <w:r>
-        <w:rPr>
-          <w:rFonts w:hint="eastAsia"/>
-        </w:rPr>
-        <w:t>/</w:t>
-      </w:r>
-      <w:r>
-        <w:rPr>
-          <w:rFonts w:hint="eastAsia"/>
-        </w:rPr>
-        <w:t>多进程（利用多核</w:t>
-      </w:r>
-      <w:r>
-        <w:rPr>
-          <w:rFonts w:hint="eastAsia"/>
-        </w:rPr>
-        <w:t>CPU</w:t>
-      </w:r>
-      <w:r>
-        <w:rPr>
-          <w:rFonts w:hint="eastAsia"/>
-        </w:rPr>
-        <w:t>并行计算）。</w:t>
-      </w:r>
-      <w:r>
-        <w:rPr>
-          <w:rFonts w:hint="eastAsia"/>
-        </w:rPr>
-        <w:t xml:space="preserve">  </w:t>
-      </w:r>
-    </w:p>
-    <w:p>
-      <w:pPr>
-        <w:ind w:firstLine="420"/>
-        <w:rPr>
-          <w:rFonts w:hint="eastAsia"/>
-        </w:rPr>
-      </w:pPr>
-      <w:r>
-        <w:t>2</w:t>
-      </w:r>
-      <w:r>
-        <w:rPr>
-          <w:rFonts w:hint="eastAsia"/>
-        </w:rPr>
-        <w:t>、</w:t>
-      </w:r>
-      <w:r>
-        <w:rPr>
-          <w:rFonts w:hint="eastAsia"/>
-        </w:rPr>
-        <w:t>依赖阻塞式</w:t>
-      </w:r>
-      <w:r>
-        <w:rPr>
-          <w:rFonts w:hint="eastAsia"/>
-        </w:rPr>
-        <w:t>API</w:t>
-      </w:r>
-      <w:r>
-        <w:rPr>
-          <w:rFonts w:hint="eastAsia"/>
-        </w:rPr>
-        <w:t>的场景</w:t>
-      </w:r>
-    </w:p>
-    <w:p>
-      <w:pPr>
-        <w:ind w:firstLine="420"/>
-        <w:rPr>
-          <w:rFonts w:hint="eastAsia"/>
-        </w:rPr>
-      </w:pPr>
-      <w:r>
-        <w:rPr>
-          <w:rFonts w:hint="eastAsia"/>
-        </w:rPr>
-        <w:t>若必须使用不支持非阻塞的库（如某些老旧数据库驱动），协程会被阻塞在</w:t>
-      </w:r>
-      <w:r>
-        <w:rPr>
-          <w:rFonts w:hint="eastAsia"/>
-        </w:rPr>
-        <w:t>I/O</w:t>
-      </w:r>
-      <w:r>
-        <w:rPr>
-          <w:rFonts w:hint="eastAsia"/>
-        </w:rPr>
-        <w:t>操作上，导致整个线程内的所有协程无法运行，失去优势。</w:t>
-      </w:r>
-      <w:r>
-        <w:rPr>
-          <w:rFonts w:hint="eastAsia"/>
-        </w:rPr>
-        <w:t xml:space="preserve">  </w:t>
-      </w:r>
-    </w:p>
-    <w:p>
-      <w:pPr>
-        <w:ind w:firstLine="420"/>
-        <w:rPr>
-          <w:rFonts w:hint="eastAsia"/>
-        </w:rPr>
-      </w:pPr>
-      <w:r>
-        <w:t>3</w:t>
-      </w:r>
-      <w:r>
-        <w:rPr>
-          <w:rFonts w:hint="eastAsia"/>
-        </w:rPr>
-        <w:t>、</w:t>
-      </w:r>
-      <w:r>
-        <w:rPr>
-          <w:rFonts w:hint="eastAsia"/>
-        </w:rPr>
-        <w:t>需要真正并行执行的任务</w:t>
-      </w:r>
-    </w:p>
-    <w:p>
-      <w:pPr>
-        <w:ind w:firstLine="420"/>
-        <w:rPr>
-          <w:rFonts w:hint="eastAsia"/>
-        </w:rPr>
-      </w:pPr>
-      <w:r>
-        <w:rPr>
-          <w:rFonts w:hint="eastAsia"/>
-        </w:rPr>
-        <w:t>协程本质是“单线程内的并发”，无法利用多核</w:t>
-      </w:r>
-      <w:r>
-        <w:rPr>
-          <w:rFonts w:hint="eastAsia"/>
-        </w:rPr>
-        <w:t>CPU</w:t>
-      </w:r>
-      <w:r>
-        <w:rPr>
-          <w:rFonts w:hint="eastAsia"/>
-        </w:rPr>
-        <w:t>。若任务需要同时在多个</w:t>
-      </w:r>
-      <w:r>
-        <w:rPr>
-          <w:rFonts w:hint="eastAsia"/>
-        </w:rPr>
-        <w:t>CPU</w:t>
-      </w:r>
-      <w:r>
-        <w:rPr>
-          <w:rFonts w:hint="eastAsia"/>
-        </w:rPr>
-        <w:t>核心上运行（如分布式计算），必须结合多线程</w:t>
-      </w:r>
-      <w:r>
-        <w:rPr>
-          <w:rFonts w:hint="eastAsia"/>
-        </w:rPr>
-        <w:t>/</w:t>
-      </w:r>
-      <w:r>
-        <w:rPr>
-          <w:rFonts w:hint="eastAsia"/>
-        </w:rPr>
-        <w:t>多进程。</w:t>
-      </w:r>
-      <w:r>
-        <w:rPr>
-          <w:rFonts w:hint="eastAsia"/>
-        </w:rPr>
-        <w:t xml:space="preserve">  </w:t>
-      </w:r>
-    </w:p>
-    <w:p>
-      <w:pPr>
-        <w:ind w:firstLine="420"/>
-      </w:pPr>
-      <w:r>
-        <w:rPr>
-          <w:rFonts w:hint="eastAsia"/>
-        </w:rPr>
-        <w:t>协程是“以低资源成本实现高并发”的利器，核心价值在于解决</w:t>
-      </w:r>
-      <w:r>
-        <w:rPr>
-          <w:rFonts w:hint="eastAsia"/>
-        </w:rPr>
-        <w:t>I/O</w:t>
-      </w:r>
-      <w:r>
-        <w:rPr>
-          <w:rFonts w:hint="eastAsia"/>
-        </w:rPr>
-        <w:t>密集场景下的线程资源浪费和异步编程复杂度问题。但它无法替代线程——线程擅长利用多核并行计算，协程擅长单线程内高效调度大量轻量任务，两者常结合使用（如“多线程</w:t>
-      </w:r>
-      <w:r>
-        <w:rPr>
-          <w:rFonts w:hint="eastAsia"/>
-        </w:rPr>
-        <w:t>+</w:t>
-      </w:r>
-      <w:r>
-        <w:rPr>
-          <w:rFonts w:hint="eastAsia"/>
-        </w:rPr>
-        <w:t>每个线程内多协程”）以兼顾并发量和并行能力。</w:t>
-      </w:r>
-    </w:p>
-    <w:p>
-      <w:pPr>
-        <w:pStyle w:val="1"/>
-      </w:pPr>
-      <w:r>
-        <w:rPr>
-          <w:rFonts w:hint="eastAsia"/>
-        </w:rPr>
-        <w:t>原理</w:t>
-      </w:r>
-    </w:p>
-    <w:p>
-      <w:pPr>
-        <w:ind w:firstLine="420"/>
-      </w:pPr>
-      <w:r>
-        <w:rPr>
-          <w:rFonts w:hint="eastAsia"/>
-        </w:rPr>
-        <w:t>与</w:t>
-      </w:r>
-      <w:r>
-        <w:rPr>
-          <w:rFonts w:hint="eastAsia"/>
-        </w:rPr>
-        <w:t xml:space="preserve"> Python </w:t>
-      </w:r>
-      <w:r>
-        <w:rPr>
-          <w:rFonts w:hint="eastAsia"/>
-        </w:rPr>
-        <w:t>不同，</w:t>
-      </w:r>
-      <w:r>
-        <w:rPr>
-          <w:rFonts w:hint="eastAsia"/>
-        </w:rPr>
-        <w:t xml:space="preserve">C/C++ </w:t>
-      </w:r>
-      <w:r>
-        <w:rPr>
-          <w:rFonts w:hint="eastAsia"/>
-        </w:rPr>
-        <w:t>语言本身是不能天然支持协程的。现有的</w:t>
-      </w:r>
-      <w:r>
-        <w:rPr>
-          <w:rFonts w:hint="eastAsia"/>
-        </w:rPr>
-        <w:t xml:space="preserve"> C++ </w:t>
-      </w:r>
-      <w:r>
-        <w:rPr>
-          <w:rFonts w:hint="eastAsia"/>
-        </w:rPr>
-        <w:t>协程库均基于两种方案：</w:t>
-      </w:r>
-      <w:r>
-        <w:rPr>
-          <w:rFonts w:hint="eastAsia"/>
-          <w:color w:val="FF0000"/>
-        </w:rPr>
-        <w:t>利用汇编代码控制协程上下文的切换，以及利用操作系统提供的</w:t>
-      </w:r>
-      <w:r>
-        <w:rPr>
-          <w:rFonts w:hint="eastAsia"/>
-          <w:color w:val="FF0000"/>
-        </w:rPr>
-        <w:t xml:space="preserve"> API </w:t>
-      </w:r>
-      <w:r>
-        <w:rPr>
-          <w:rFonts w:hint="eastAsia"/>
-          <w:color w:val="FF0000"/>
-        </w:rPr>
-        <w:t>来实现协程上下文切换</w:t>
-      </w:r>
-      <w:r>
-        <w:rPr>
-          <w:rFonts w:hint="eastAsia"/>
-        </w:rPr>
-        <w:t>。典型的例如：</w:t>
-      </w:r>
-    </w:p>
-    <w:p>
-      <w:r>
-        <w:rPr>
-          <w:rFonts w:hint="eastAsia"/>
-        </w:rPr>
-        <w:t xml:space="preserve">    </w:t>
-      </w:r>
-      <w:proofErr w:type="spellStart"/>
-      <w:r>
-        <w:rPr>
-          <w:rFonts w:hint="eastAsia"/>
-        </w:rPr>
-        <w:t>libco</w:t>
-      </w:r>
-      <w:proofErr w:type="spellEnd"/>
-      <w:r>
-        <w:rPr>
-          <w:rFonts w:hint="eastAsia"/>
-        </w:rPr>
-        <w:t>，</w:t>
-      </w:r>
-      <w:proofErr w:type="spellStart"/>
-      <w:r>
-        <w:rPr>
-          <w:rFonts w:hint="eastAsia"/>
-        </w:rPr>
-        <w:t>Boost.context</w:t>
-      </w:r>
-      <w:proofErr w:type="spellEnd"/>
-      <w:r>
-        <w:rPr>
-          <w:rFonts w:hint="eastAsia"/>
-        </w:rPr>
-        <w:t>：基于汇编代码的上下文切换</w:t>
-      </w:r>
-    </w:p>
-    <w:p>
-      <w:r>
-        <w:rPr>
-          <w:rFonts w:hint="eastAsia"/>
-        </w:rPr>
-        <w:t xml:space="preserve">    </w:t>
-      </w:r>
-      <w:proofErr w:type="spellStart"/>
-      <w:r>
-        <w:rPr>
-          <w:rFonts w:hint="eastAsia"/>
-        </w:rPr>
-        <w:t>phxrpc</w:t>
-      </w:r>
-      <w:proofErr w:type="spellEnd"/>
-      <w:r>
-        <w:rPr>
-          <w:rFonts w:hint="eastAsia"/>
-        </w:rPr>
-        <w:t>：基于</w:t>
-      </w:r>
-      <w:r>
-        <w:rPr>
-          <w:rFonts w:hint="eastAsia"/>
-        </w:rPr>
-        <w:t xml:space="preserve"> </w:t>
-      </w:r>
-      <w:proofErr w:type="spellStart"/>
-      <w:r>
-        <w:rPr>
-          <w:rFonts w:hint="eastAsia"/>
-        </w:rPr>
-        <w:t>ucontext</w:t>
-      </w:r>
-      <w:proofErr w:type="spellEnd"/>
-      <w:r>
-        <w:rPr>
-          <w:rFonts w:hint="eastAsia"/>
-        </w:rPr>
-        <w:t>/</w:t>
-      </w:r>
-      <w:proofErr w:type="spellStart"/>
-      <w:r>
-        <w:rPr>
-          <w:rFonts w:hint="eastAsia"/>
-        </w:rPr>
-        <w:t>Boost.context</w:t>
-      </w:r>
-      <w:proofErr w:type="spellEnd"/>
-      <w:r>
-        <w:rPr>
-          <w:rFonts w:hint="eastAsia"/>
-        </w:rPr>
-        <w:t xml:space="preserve"> </w:t>
-      </w:r>
-      <w:r>
-        <w:rPr>
-          <w:rFonts w:hint="eastAsia"/>
-        </w:rPr>
-        <w:t>的上下文切换</w:t>
-      </w:r>
-    </w:p>
-    <w:p>
-      <w:r>
-        <w:rPr>
-          <w:rFonts w:hint="eastAsia"/>
-        </w:rPr>
-        <w:t xml:space="preserve">    </w:t>
-      </w:r>
-      <w:proofErr w:type="spellStart"/>
-      <w:r>
-        <w:rPr>
-          <w:rFonts w:hint="eastAsia"/>
-        </w:rPr>
-        <w:t>libmill</w:t>
-      </w:r>
-      <w:proofErr w:type="spellEnd"/>
-      <w:r>
-        <w:rPr>
-          <w:rFonts w:hint="eastAsia"/>
-        </w:rPr>
-        <w:t>：基于</w:t>
-      </w:r>
-      <w:r>
-        <w:rPr>
-          <w:rFonts w:hint="eastAsia"/>
-        </w:rPr>
-        <w:t xml:space="preserve"> </w:t>
-      </w:r>
-      <w:proofErr w:type="spellStart"/>
-      <w:r>
-        <w:rPr>
-          <w:rFonts w:hint="eastAsia"/>
-        </w:rPr>
-        <w:t>setjump</w:t>
-      </w:r>
-      <w:proofErr w:type="spellEnd"/>
-      <w:r>
-        <w:rPr>
-          <w:rFonts w:hint="eastAsia"/>
-        </w:rPr>
-        <w:t>/</w:t>
-      </w:r>
-      <w:proofErr w:type="spellStart"/>
-      <w:r>
-        <w:rPr>
-          <w:rFonts w:hint="eastAsia"/>
-        </w:rPr>
-        <w:t>longjump</w:t>
-      </w:r>
-      <w:proofErr w:type="spellEnd"/>
-      <w:r>
-        <w:rPr>
-          <w:rFonts w:hint="eastAsia"/>
-        </w:rPr>
-        <w:t xml:space="preserve"> </w:t>
-      </w:r>
-      <w:r>
-        <w:rPr>
-          <w:rFonts w:hint="eastAsia"/>
-        </w:rPr>
-        <w:t>的协程切换</w:t>
-      </w:r>
-    </w:p>
-    <w:p>
-      <w:pPr>
-        <w:ind w:firstLine="420"/>
-      </w:pPr>
-      <w:r>
-        <w:rPr>
-          <w:rFonts w:hint="eastAsia"/>
-        </w:rPr>
-        <w:t>一般而言，</w:t>
-      </w:r>
-      <w:r>
-        <w:rPr>
-          <w:rFonts w:hint="eastAsia"/>
-          <w:color w:val="FF0000"/>
-        </w:rPr>
-        <w:t>基于汇编的上下文切换要比采用系统调用的切换更加高效</w:t>
-      </w:r>
-      <w:r>
-        <w:rPr>
-          <w:rFonts w:hint="eastAsia"/>
-        </w:rPr>
-        <w:t>，这也是为什么</w:t>
-      </w:r>
-      <w:r>
-        <w:rPr>
-          <w:rFonts w:hint="eastAsia"/>
-        </w:rPr>
-        <w:t xml:space="preserve"> </w:t>
-      </w:r>
-      <w:proofErr w:type="spellStart"/>
-      <w:r>
-        <w:rPr>
-          <w:rFonts w:hint="eastAsia"/>
-        </w:rPr>
-        <w:t>phxrpc</w:t>
-      </w:r>
-      <w:proofErr w:type="spellEnd"/>
-      <w:r>
-        <w:rPr>
-          <w:rFonts w:hint="eastAsia"/>
-        </w:rPr>
-        <w:t xml:space="preserve"> </w:t>
-      </w:r>
-      <w:r>
-        <w:rPr>
-          <w:rFonts w:hint="eastAsia"/>
-        </w:rPr>
-        <w:t>在使用</w:t>
-      </w:r>
-      <w:r>
-        <w:rPr>
-          <w:rFonts w:hint="eastAsia"/>
-        </w:rPr>
-        <w:t xml:space="preserve"> </w:t>
-      </w:r>
-      <w:proofErr w:type="spellStart"/>
-      <w:r>
-        <w:rPr>
-          <w:rFonts w:hint="eastAsia"/>
-        </w:rPr>
-        <w:t>Boost.context</w:t>
-      </w:r>
-      <w:proofErr w:type="spellEnd"/>
-      <w:r>
-        <w:rPr>
-          <w:rFonts w:hint="eastAsia"/>
-        </w:rPr>
-        <w:t xml:space="preserve"> </w:t>
-      </w:r>
-      <w:r>
-        <w:rPr>
-          <w:rFonts w:hint="eastAsia"/>
-        </w:rPr>
-        <w:t>时要比使用</w:t>
-      </w:r>
-      <w:r>
-        <w:rPr>
-          <w:rFonts w:hint="eastAsia"/>
-        </w:rPr>
-        <w:t xml:space="preserve"> </w:t>
-      </w:r>
-      <w:proofErr w:type="spellStart"/>
-      <w:r>
-        <w:rPr>
-          <w:rFonts w:hint="eastAsia"/>
-        </w:rPr>
-        <w:t>ucontext</w:t>
-      </w:r>
-      <w:proofErr w:type="spellEnd"/>
-      <w:r>
-        <w:rPr>
-          <w:rFonts w:hint="eastAsia"/>
-        </w:rPr>
-        <w:t xml:space="preserve"> </w:t>
-      </w:r>
-      <w:r>
-        <w:rPr>
-          <w:rFonts w:hint="eastAsia"/>
-        </w:rPr>
-        <w:t>性能更好的原因。关于</w:t>
-      </w:r>
-      <w:r>
-        <w:rPr>
-          <w:rFonts w:hint="eastAsia"/>
-        </w:rPr>
-        <w:t xml:space="preserve"> </w:t>
-      </w:r>
-      <w:proofErr w:type="spellStart"/>
-      <w:r>
-        <w:rPr>
-          <w:rFonts w:hint="eastAsia"/>
-        </w:rPr>
-        <w:t>phxrpc</w:t>
-      </w:r>
-      <w:proofErr w:type="spellEnd"/>
-      <w:r>
-        <w:rPr>
-          <w:rFonts w:hint="eastAsia"/>
-        </w:rPr>
-        <w:t xml:space="preserve"> </w:t>
-      </w:r>
-      <w:r>
-        <w:rPr>
-          <w:rFonts w:hint="eastAsia"/>
-        </w:rPr>
-        <w:t>和</w:t>
-      </w:r>
-      <w:r>
-        <w:rPr>
-          <w:rFonts w:hint="eastAsia"/>
-        </w:rPr>
-        <w:t xml:space="preserve"> </w:t>
-      </w:r>
-      <w:proofErr w:type="spellStart"/>
-      <w:r>
-        <w:rPr>
-          <w:rFonts w:hint="eastAsia"/>
-        </w:rPr>
-        <w:t>libmill</w:t>
-      </w:r>
-      <w:proofErr w:type="spellEnd"/>
-      <w:r>
-        <w:rPr>
-          <w:rFonts w:hint="eastAsia"/>
-        </w:rPr>
-        <w:t xml:space="preserve"> </w:t>
-      </w:r>
-      <w:r>
-        <w:rPr>
-          <w:rFonts w:hint="eastAsia"/>
-        </w:rPr>
-        <w:t>具体的协程实现方式，以后有时间再详细介绍。</w:t>
-      </w:r>
-    </w:p>
-    <w:p/>
-    <w:p>
-      <w:pPr>
-        <w:pStyle w:val="1"/>
-      </w:pPr>
-      <w:r>
-        <w:rPr>
-          <w:rFonts w:hint="eastAsia"/>
-        </w:rPr>
-        <w:t>框架</w:t>
-      </w:r>
-    </w:p>
-    <w:p>
-      <w:pPr>
-        <w:pStyle w:val="2"/>
-      </w:pPr>
-      <w:proofErr w:type="spellStart"/>
-      <w:r>
-        <w:rPr>
-          <w:rFonts w:hint="eastAsia"/>
-        </w:rPr>
-        <w:t>libco</w:t>
-      </w:r>
-      <w:proofErr w:type="spellEnd"/>
-    </w:p>
-    <w:p>
-      <w:r>
-        <w:tab/>
-      </w:r>
-      <w:r>
-        <w:rPr>
-          <w:rFonts w:hint="eastAsia"/>
-        </w:rPr>
-        <w:t>参考：</w:t>
-      </w:r>
-    </w:p>
-    <w:p>
-      <w:pPr>
-        <w:pStyle w:val="a0"/>
-      </w:pPr>
-      <w:r>
         <w:tab/>
       </w:r>
       <w:hyperlink r:id="rId6" w:history="1">
@@ -1877,7 +2257,6 @@
         <w:rPr>
           <w:rFonts w:hint="eastAsia"/>
         </w:rPr>
-        <w:lastRenderedPageBreak/>
         <w:t>概述</w:t>
       </w:r>
     </w:p>
@@ -2724,7 +3103,14 @@
         <w:rPr>
           <w:rFonts w:hint="eastAsia"/>
         </w:rPr>
-        <w:t>共享栈模式相关，有关共享栈的内容我们后续再说。</w:t>
+        <w:t>共享栈模式相关，有关共享栈的内容我们后</w:t>
+      </w:r>
+      <w:r>
+        <w:rPr>
+          <w:rFonts w:hint="eastAsia"/>
+        </w:rPr>
+        <w:lastRenderedPageBreak/>
+        <w:t>续再说。</w:t>
       </w:r>
     </w:p>
     <w:p>
@@ -2735,7 +3121,6 @@
         <w:rPr>
           <w:rFonts w:hint="eastAsia"/>
         </w:rPr>
-        <w:lastRenderedPageBreak/>
         <w:t>协程创建和运行</w:t>
       </w:r>
     </w:p>
@@ -3357,12 +3742,17 @@
         <w:t xml:space="preserve"> </w:t>
       </w:r>
       <w:proofErr w:type="spellStart"/>
+      <w:proofErr w:type="gramStart"/>
       <w:r>
         <w:t>GetPid</w:t>
       </w:r>
       <w:proofErr w:type="spellEnd"/>
       <w:r>
-        <w:t>() ];</w:t>
+        <w:t>() ]</w:t>
+      </w:r>
+      <w:proofErr w:type="gramEnd"/>
+      <w:r>
+        <w:t>;</w:t>
       </w:r>
     </w:p>
     <w:p>
@@ -3477,6 +3867,7 @@
         <w:rPr>
           <w:rFonts w:hint="eastAsia"/>
         </w:rPr>
+        <w:lastRenderedPageBreak/>
         <w:t>pEpoll</w:t>
       </w:r>
       <w:proofErr w:type="spellEnd"/>
@@ -3496,7 +3887,6 @@
         <w:rPr>
           <w:rFonts w:hint="eastAsia"/>
         </w:rPr>
-        <w:lastRenderedPageBreak/>
         <w:t xml:space="preserve">    </w:t>
       </w:r>
       <w:r>
@@ -3957,8 +4347,13 @@
       </w:r>
       <w:proofErr w:type="spellEnd"/>
       <w:r>
-        <w:t xml:space="preserve"> *co )</w:t>
-      </w:r>
+        <w:t xml:space="preserve"> *</w:t>
+      </w:r>
+      <w:proofErr w:type="gramStart"/>
+      <w:r>
+        <w:t>co )</w:t>
+      </w:r>
+      <w:proofErr w:type="gramEnd"/>
     </w:p>
     <w:p>
       <w:pPr>
@@ -4051,7 +4446,15 @@
       </w:r>
       <w:proofErr w:type="spellEnd"/>
       <w:r>
-        <w:t xml:space="preserve"> - 1 ];</w:t>
+        <w:t xml:space="preserve"> - </w:t>
+      </w:r>
+      <w:proofErr w:type="gramStart"/>
+      <w:r>
+        <w:t>1 ]</w:t>
+      </w:r>
+      <w:proofErr w:type="gramEnd"/>
+      <w:r>
+        <w:t>;</w:t>
       </w:r>
     </w:p>
     <w:p>
@@ -4072,6 +4475,7 @@
         <w:t>co-&gt;</w:t>
       </w:r>
       <w:proofErr w:type="spellStart"/>
+      <w:proofErr w:type="gramStart"/>
       <w:r>
         <w:t>cStart</w:t>
       </w:r>
@@ -4079,6 +4483,7 @@
       <w:r>
         <w:t xml:space="preserve"> )</w:t>
       </w:r>
+      <w:proofErr w:type="gramEnd"/>
     </w:p>
     <w:p>
       <w:pPr>
@@ -4147,6 +4552,7 @@
         <w:t>co-&gt;</w:t>
       </w:r>
       <w:proofErr w:type="spellStart"/>
+      <w:proofErr w:type="gramStart"/>
       <w:r>
         <w:t>ctx</w:t>
       </w:r>
@@ -4155,12 +4561,29 @@
         <w:t>,(</w:t>
       </w:r>
       <w:proofErr w:type="spellStart"/>
-      <w:r>
-        <w:t>coctx_pfn_t</w:t>
-      </w:r>
-      <w:proofErr w:type="spellEnd"/>
-      <w:r>
-        <w:t>)CoRoutineFunc,co,0 );</w:t>
+      <w:proofErr w:type="gramEnd"/>
+      <w:r>
+        <w:t>coctx_pfn_</w:t>
+      </w:r>
+      <w:proofErr w:type="gramStart"/>
+      <w:r>
+        <w:t>t</w:t>
+      </w:r>
+      <w:proofErr w:type="spellEnd"/>
+      <w:r>
+        <w:t>)CoRoutineFunc</w:t>
+      </w:r>
+      <w:proofErr w:type="gramEnd"/>
+      <w:r>
+        <w:t>,co,</w:t>
+      </w:r>
+      <w:proofErr w:type="gramStart"/>
+      <w:r>
+        <w:t>0 )</w:t>
+      </w:r>
+      <w:proofErr w:type="gramEnd"/>
+      <w:r>
+        <w:t>;</w:t>
       </w:r>
     </w:p>
     <w:p>
@@ -4201,6 +4624,7 @@
         <w:rPr>
           <w:rFonts w:hint="eastAsia"/>
         </w:rPr>
+        <w:lastRenderedPageBreak/>
         <w:t>env-&gt;</w:t>
       </w:r>
       <w:proofErr w:type="spellStart"/>
@@ -4237,7 +4661,35 @@
         <w:rPr>
           <w:rFonts w:hint="eastAsia"/>
         </w:rPr>
-        <w:t xml:space="preserve">++ ] = co;  </w:t>
+        <w:t>+</w:t>
+      </w:r>
+      <w:proofErr w:type="gramStart"/>
+      <w:r>
+        <w:rPr>
+          <w:rFonts w:hint="eastAsia"/>
+        </w:rPr>
+        <w:t>+ ]</w:t>
+      </w:r>
+      <w:proofErr w:type="gramEnd"/>
+      <w:r>
+        <w:rPr>
+          <w:rFonts w:hint="eastAsia"/>
+        </w:rPr>
+        <w:t xml:space="preserve"> = </w:t>
+      </w:r>
+      <w:proofErr w:type="gramStart"/>
+      <w:r>
+        <w:rPr>
+          <w:rFonts w:hint="eastAsia"/>
+        </w:rPr>
+        <w:t>co;</w:t>
+      </w:r>
+      <w:proofErr w:type="gramEnd"/>
+      <w:r>
+        <w:rPr>
+          <w:rFonts w:hint="eastAsia"/>
+        </w:rPr>
+        <w:t xml:space="preserve">  </w:t>
       </w:r>
     </w:p>
     <w:p>
@@ -4250,7 +4702,6 @@
         <w:rPr>
           <w:rFonts w:hint="eastAsia"/>
         </w:rPr>
-        <w:lastRenderedPageBreak/>
         <w:t xml:space="preserve">// </w:t>
       </w:r>
       <w:r>
@@ -4300,7 +4751,15 @@
       <w:proofErr w:type="spellEnd"/>
       <w:proofErr w:type="gramEnd"/>
       <w:r>
-        <w:t xml:space="preserve">, co );  </w:t>
+        <w:t xml:space="preserve">, </w:t>
+      </w:r>
+      <w:proofErr w:type="gramStart"/>
+      <w:r>
+        <w:t>co )</w:t>
+      </w:r>
+      <w:proofErr w:type="gramEnd"/>
+      <w:r>
+        <w:t xml:space="preserve">;  </w:t>
       </w:r>
     </w:p>
     <w:p>
@@ -4911,8 +5370,13 @@
       </w:r>
       <w:proofErr w:type="spellEnd"/>
       <w:r>
-        <w:t xml:space="preserve"> *env )</w:t>
-      </w:r>
+        <w:t xml:space="preserve"> *</w:t>
+      </w:r>
+      <w:proofErr w:type="gramStart"/>
+      <w:r>
+        <w:t>env )</w:t>
+      </w:r>
+      <w:proofErr w:type="gramEnd"/>
     </w:p>
     <w:p>
       <w:pPr>
@@ -4960,7 +5424,15 @@
       </w:r>
       <w:proofErr w:type="spellEnd"/>
       <w:r>
-        <w:t xml:space="preserve"> - 2 ];</w:t>
+        <w:t xml:space="preserve"> - </w:t>
+      </w:r>
+      <w:proofErr w:type="gramStart"/>
+      <w:r>
+        <w:t>2 ]</w:t>
+      </w:r>
+      <w:proofErr w:type="gramEnd"/>
+      <w:r>
+        <w:t>;</w:t>
       </w:r>
     </w:p>
     <w:p>
@@ -4981,10 +5453,12 @@
         <w:t xml:space="preserve"> *</w:t>
       </w:r>
       <w:proofErr w:type="spellStart"/>
+      <w:proofErr w:type="gramStart"/>
       <w:r>
         <w:t>curr</w:t>
       </w:r>
       <w:proofErr w:type="spellEnd"/>
+      <w:proofErr w:type="gramEnd"/>
       <w:r>
         <w:t xml:space="preserve"> = env-&gt;</w:t>
       </w:r>
@@ -5007,7 +5481,15 @@
       </w:r>
       <w:proofErr w:type="spellEnd"/>
       <w:r>
-        <w:t xml:space="preserve"> - 1 ];</w:t>
+        <w:t xml:space="preserve"> - </w:t>
+      </w:r>
+      <w:proofErr w:type="gramStart"/>
+      <w:r>
+        <w:t>1 ]</w:t>
+      </w:r>
+      <w:proofErr w:type="gramEnd"/>
+      <w:r>
+        <w:t>;</w:t>
       </w:r>
     </w:p>
     <w:p>
@@ -5063,8 +5545,13 @@
       <w:proofErr w:type="spellEnd"/>
       <w:proofErr w:type="gramEnd"/>
       <w:r>
-        <w:t>, last);</w:t>
-      </w:r>
+        <w:t>, last</w:t>
+      </w:r>
+      <w:proofErr w:type="gramStart"/>
+      <w:r>
+        <w:t>);</w:t>
+      </w:r>
+      <w:proofErr w:type="gramEnd"/>
     </w:p>
     <w:p>
       <w:pPr>
@@ -5308,7 +5795,15 @@
       </w:r>
       <w:proofErr w:type="gramEnd"/>
       <w:r>
-        <w:t xml:space="preserve"> 8 ];</w:t>
+        <w:t xml:space="preserve"> </w:t>
+      </w:r>
+      <w:proofErr w:type="gramStart"/>
+      <w:r>
+        <w:t>8 ]</w:t>
+      </w:r>
+      <w:proofErr w:type="gramEnd"/>
+      <w:r>
+        <w:t>;</w:t>
       </w:r>
     </w:p>
     <w:p>
@@ -5336,7 +5831,15 @@
       </w:r>
       <w:proofErr w:type="gramEnd"/>
       <w:r>
-        <w:t xml:space="preserve"> 14 ];</w:t>
+        <w:t xml:space="preserve"> </w:t>
+      </w:r>
+      <w:proofErr w:type="gramStart"/>
+      <w:r>
+        <w:t>14 ]</w:t>
+      </w:r>
+      <w:proofErr w:type="gramEnd"/>
+      <w:r>
+        <w:t>;</w:t>
       </w:r>
     </w:p>
     <w:p>
@@ -6018,8 +6521,13 @@
       </w:r>
       <w:proofErr w:type="spellEnd"/>
       <w:r>
-        <w:t>, const void *s, const void *s1 )</w:t>
-      </w:r>
+        <w:t>, const void *s, const void *s</w:t>
+      </w:r>
+      <w:proofErr w:type="gramStart"/>
+      <w:r>
+        <w:t>1 )</w:t>
+      </w:r>
+      <w:proofErr w:type="gramEnd"/>
     </w:p>
     <w:p>
       <w:pPr>
@@ -6121,16 +6629,26 @@
       </w:r>
       <w:proofErr w:type="gramEnd"/>
       <w:r>
-        <w:t>(unsigned long)</w:t>
+        <w:t xml:space="preserve">(unsigned </w:t>
+      </w:r>
+      <w:proofErr w:type="gramStart"/>
+      <w:r>
+        <w:t>long)</w:t>
       </w:r>
       <w:proofErr w:type="spellStart"/>
       <w:r>
         <w:t>sp</w:t>
       </w:r>
       <w:proofErr w:type="spellEnd"/>
-      <w:r>
-        <w:t xml:space="preserve"> &amp; -16L);</w:t>
-      </w:r>
+      <w:proofErr w:type="gramEnd"/>
+      <w:r>
+        <w:t xml:space="preserve"> &amp; -16L</w:t>
+      </w:r>
+      <w:proofErr w:type="gramStart"/>
+      <w:r>
+        <w:t>);</w:t>
+      </w:r>
+      <w:proofErr w:type="gramEnd"/>
     </w:p>
     <w:p>
       <w:pPr>
@@ -6273,14 +6791,24 @@
         <w:t xml:space="preserve"> </w:t>
       </w:r>
       <w:proofErr w:type="spellStart"/>
+      <w:proofErr w:type="gramStart"/>
       <w:r>
         <w:t>kESP</w:t>
       </w:r>
       <w:proofErr w:type="spellEnd"/>
       <w:r>
-        <w:t xml:space="preserve"> ] = (char*)(</w:t>
-      </w:r>
-      <w:proofErr w:type="spellStart"/>
+        <w:t xml:space="preserve"> ]</w:t>
+      </w:r>
+      <w:proofErr w:type="gramEnd"/>
+      <w:r>
+        <w:t xml:space="preserve"> = (char</w:t>
+      </w:r>
+      <w:proofErr w:type="gramStart"/>
+      <w:r>
+        <w:t>*)(</w:t>
+      </w:r>
+      <w:proofErr w:type="spellStart"/>
+      <w:proofErr w:type="gramEnd"/>
       <w:r>
         <w:t>sp</w:t>
       </w:r>
@@ -6294,8 +6822,13 @@
       </w:r>
       <w:proofErr w:type="spellEnd"/>
       <w:r>
-        <w:t>(void*);</w:t>
-      </w:r>
+        <w:t>(void*</w:t>
+      </w:r>
+      <w:proofErr w:type="gramStart"/>
+      <w:r>
+        <w:t>);</w:t>
+      </w:r>
+      <w:proofErr w:type="gramEnd"/>
     </w:p>
     <w:p>
       <w:pPr>
@@ -6323,18 +6856,28 @@
         <w:t xml:space="preserve"> </w:t>
       </w:r>
       <w:proofErr w:type="spellStart"/>
+      <w:proofErr w:type="gramStart"/>
       <w:r>
         <w:t>kEIP</w:t>
       </w:r>
       <w:proofErr w:type="spellEnd"/>
       <w:r>
-        <w:t xml:space="preserve"> ] = (char*)</w:t>
+        <w:t xml:space="preserve"> ]</w:t>
+      </w:r>
+      <w:proofErr w:type="gramEnd"/>
+      <w:r>
+        <w:t xml:space="preserve"> = (char</w:t>
+      </w:r>
+      <w:proofErr w:type="gramStart"/>
+      <w:r>
+        <w:t>*)</w:t>
       </w:r>
       <w:proofErr w:type="spellStart"/>
       <w:r>
         <w:t>pfn</w:t>
       </w:r>
       <w:proofErr w:type="spellEnd"/>
+      <w:proofErr w:type="gramEnd"/>
       <w:r>
         <w:t>;</w:t>
       </w:r>
@@ -9165,12 +9708,17 @@
         <w:t xml:space="preserve"> </w:t>
       </w:r>
       <w:proofErr w:type="spellStart"/>
+      <w:proofErr w:type="gramStart"/>
       <w:r>
         <w:t>fds</w:t>
       </w:r>
       <w:proofErr w:type="spellEnd"/>
       <w:r>
-        <w:t xml:space="preserve">[], </w:t>
+        <w:t>[</w:t>
+      </w:r>
+      <w:proofErr w:type="gramEnd"/>
+      <w:r>
+        <w:t xml:space="preserve">], </w:t>
       </w:r>
     </w:p>
     <w:p>
@@ -12019,13 +12567,18 @@
         <w:ind w:leftChars="200" w:left="480"/>
       </w:pPr>
       <w:r>
-        <w:t xml:space="preserve">    unsigned long </w:t>
+        <w:t xml:space="preserve">    unsigned </w:t>
+      </w:r>
+      <w:proofErr w:type="gramStart"/>
+      <w:r>
+        <w:t xml:space="preserve">long </w:t>
       </w:r>
       <w:proofErr w:type="spellStart"/>
       <w:r>
         <w:t>long</w:t>
       </w:r>
       <w:proofErr w:type="spellEnd"/>
+      <w:proofErr w:type="gramEnd"/>
       <w:r>
         <w:t xml:space="preserve"> </w:t>
       </w:r>
@@ -12288,6 +12841,7 @@
         <w:t xml:space="preserve"> &lt; </w:t>
       </w:r>
       <w:proofErr w:type="spellStart"/>
+      <w:proofErr w:type="gramStart"/>
       <w:r>
         <w:t>allNow</w:t>
       </w:r>
@@ -12295,6 +12849,7 @@
       <w:r>
         <w:t xml:space="preserve"> )</w:t>
       </w:r>
+      <w:proofErr w:type="gramEnd"/>
     </w:p>
     <w:p>
       <w:pPr>
@@ -12546,12 +13101,17 @@
         <w:t xml:space="preserve">, </w:t>
       </w:r>
       <w:proofErr w:type="spellStart"/>
+      <w:proofErr w:type="gramStart"/>
       <w:r>
         <w:t>apItem</w:t>
       </w:r>
       <w:proofErr w:type="spellEnd"/>
       <w:r>
-        <w:t xml:space="preserve"> );</w:t>
+        <w:t xml:space="preserve"> )</w:t>
+      </w:r>
+      <w:proofErr w:type="gramEnd"/>
+      <w:r>
+        <w:t>;</w:t>
       </w:r>
     </w:p>
     <w:p>
@@ -12975,12 +13535,33 @@
         <w:t>-&gt;</w:t>
       </w:r>
       <w:proofErr w:type="spellStart"/>
-      <w:r>
-        <w:t>iEpollFd,result,stCoEpoll_t</w:t>
-      </w:r>
-      <w:proofErr w:type="spellEnd"/>
-      <w:r>
-        <w:t>::_EPOLL_SIZE, 1 );</w:t>
+      <w:proofErr w:type="gramStart"/>
+      <w:r>
+        <w:t>iEpollFd,result</w:t>
+      </w:r>
+      <w:proofErr w:type="gramEnd"/>
+      <w:r>
+        <w:t>,stCoEpoll_</w:t>
+      </w:r>
+      <w:proofErr w:type="gramStart"/>
+      <w:r>
+        <w:t>t</w:t>
+      </w:r>
+      <w:proofErr w:type="spellEnd"/>
+      <w:r>
+        <w:t>::</w:t>
+      </w:r>
+      <w:proofErr w:type="gramEnd"/>
+      <w:r>
+        <w:t xml:space="preserve">_EPOLL_SIZE, </w:t>
+      </w:r>
+      <w:proofErr w:type="gramStart"/>
+      <w:r>
+        <w:t>1 )</w:t>
+      </w:r>
+      <w:proofErr w:type="gramEnd"/>
+      <w:r>
+        <w:t>;</w:t>
       </w:r>
     </w:p>
     <w:p>
@@ -13419,7 +14000,23 @@
           <w:rStyle w:val="a7"/>
           <w:rFonts w:hint="eastAsia"/>
         </w:rPr>
-        <w:t>动态链接黑魔法</w:t>
+        <w:t>动态</w:t>
+      </w:r>
+      <w:proofErr w:type="gramStart"/>
+      <w:r>
+        <w:rPr>
+          <w:rStyle w:val="a7"/>
+          <w:rFonts w:hint="eastAsia"/>
+        </w:rPr>
+        <w:t>链接黑</w:t>
+      </w:r>
+      <w:proofErr w:type="gramEnd"/>
+      <w:r>
+        <w:rPr>
+          <w:rStyle w:val="a7"/>
+          <w:rFonts w:hint="eastAsia"/>
+        </w:rPr>
+        <w:t>魔法</w:t>
       </w:r>
       <w:r>
         <w:rPr>
@@ -13639,6 +14236,749 @@
         <w:t>oost.context</w:t>
       </w:r>
       <w:proofErr w:type="spellEnd"/>
+    </w:p>
+    <w:p>
+      <w:pPr>
+        <w:pStyle w:val="1"/>
+      </w:pPr>
+      <w:r>
+        <w:rPr>
+          <w:rFonts w:hint="eastAsia"/>
+        </w:rPr>
+        <w:t>适用场景</w:t>
+      </w:r>
+    </w:p>
+    <w:p>
+      <w:pPr>
+        <w:pStyle w:val="2"/>
+      </w:pPr>
+      <w:r>
+        <w:rPr>
+          <w:rFonts w:hint="eastAsia"/>
+        </w:rPr>
+        <w:t>适用场景</w:t>
+      </w:r>
+      <w:r>
+        <w:rPr>
+          <w:rFonts w:hint="eastAsia"/>
+        </w:rPr>
+        <w:t xml:space="preserve"> </w:t>
+      </w:r>
+    </w:p>
+    <w:p>
+      <w:pPr>
+        <w:ind w:firstLine="420"/>
+      </w:pPr>
+      <w:proofErr w:type="gramStart"/>
+      <w:r>
+        <w:rPr>
+          <w:rFonts w:hint="eastAsia"/>
+        </w:rPr>
+        <w:t>协程的</w:t>
+      </w:r>
+      <w:proofErr w:type="gramEnd"/>
+      <w:r>
+        <w:rPr>
+          <w:rFonts w:hint="eastAsia"/>
+        </w:rPr>
+        <w:t>优势在</w:t>
+      </w:r>
+      <w:r>
+        <w:rPr>
+          <w:rFonts w:hint="eastAsia"/>
+          <w:color w:val="FF0000"/>
+        </w:rPr>
+        <w:t>“</w:t>
+      </w:r>
+      <w:r>
+        <w:rPr>
+          <w:rFonts w:hint="eastAsia"/>
+          <w:color w:val="FF0000"/>
+        </w:rPr>
+        <w:t>I/O</w:t>
+      </w:r>
+      <w:r>
+        <w:rPr>
+          <w:rFonts w:hint="eastAsia"/>
+          <w:color w:val="FF0000"/>
+        </w:rPr>
+        <w:t>密集型、高并发”</w:t>
+      </w:r>
+      <w:r>
+        <w:rPr>
+          <w:rFonts w:hint="eastAsia"/>
+        </w:rPr>
+        <w:t>场景中最突出：</w:t>
+      </w:r>
+      <w:r>
+        <w:rPr>
+          <w:rFonts w:hint="eastAsia"/>
+        </w:rPr>
+        <w:t xml:space="preserve">  </w:t>
+      </w:r>
+    </w:p>
+    <w:p>
+      <w:pPr>
+        <w:ind w:firstLine="420"/>
+      </w:pPr>
+      <w:r>
+        <w:t>1</w:t>
+      </w:r>
+      <w:r>
+        <w:rPr>
+          <w:rFonts w:hint="eastAsia"/>
+        </w:rPr>
+        <w:t>、</w:t>
+      </w:r>
+      <w:r>
+        <w:rPr>
+          <w:rFonts w:hint="eastAsia"/>
+          <w:color w:val="EE0000"/>
+        </w:rPr>
+        <w:t>I/O</w:t>
+      </w:r>
+      <w:r>
+        <w:rPr>
+          <w:rFonts w:hint="eastAsia"/>
+          <w:color w:val="EE0000"/>
+        </w:rPr>
+        <w:t>密集型任务</w:t>
+      </w:r>
+    </w:p>
+    <w:p>
+      <w:pPr>
+        <w:ind w:firstLine="420"/>
+      </w:pPr>
+      <w:r>
+        <w:rPr>
+          <w:rFonts w:hint="eastAsia"/>
+        </w:rPr>
+        <w:t>如网络请求（</w:t>
+      </w:r>
+      <w:r>
+        <w:rPr>
+          <w:rFonts w:hint="eastAsia"/>
+        </w:rPr>
+        <w:t>HTTP</w:t>
+      </w:r>
+      <w:r>
+        <w:rPr>
+          <w:rFonts w:hint="eastAsia"/>
+        </w:rPr>
+        <w:t>服务器、爬虫）、数据库操作、文件读写等。这些任务的大部分时间在等待</w:t>
+      </w:r>
+      <w:r>
+        <w:rPr>
+          <w:rFonts w:hint="eastAsia"/>
+        </w:rPr>
+        <w:t>I/O</w:t>
+      </w:r>
+      <w:r>
+        <w:rPr>
+          <w:rFonts w:hint="eastAsia"/>
+        </w:rPr>
+        <w:t>（而非</w:t>
+      </w:r>
+      <w:r>
+        <w:rPr>
+          <w:rFonts w:hint="eastAsia"/>
+        </w:rPr>
+        <w:t>CPU</w:t>
+      </w:r>
+      <w:r>
+        <w:rPr>
+          <w:rFonts w:hint="eastAsia"/>
+        </w:rPr>
+        <w:t>计算），</w:t>
+      </w:r>
+      <w:proofErr w:type="gramStart"/>
+      <w:r>
+        <w:rPr>
+          <w:rFonts w:hint="eastAsia"/>
+        </w:rPr>
+        <w:t>协程可</w:t>
+      </w:r>
+      <w:proofErr w:type="gramEnd"/>
+      <w:r>
+        <w:rPr>
+          <w:rFonts w:hint="eastAsia"/>
+        </w:rPr>
+        <w:t>在等待时自动切换到其他任务，最大化利用</w:t>
+      </w:r>
+      <w:r>
+        <w:rPr>
+          <w:rFonts w:hint="eastAsia"/>
+        </w:rPr>
+        <w:t>CPU</w:t>
+      </w:r>
+      <w:r>
+        <w:rPr>
+          <w:rFonts w:hint="eastAsia"/>
+        </w:rPr>
+        <w:t>。</w:t>
+      </w:r>
+      <w:r>
+        <w:rPr>
+          <w:rFonts w:hint="eastAsia"/>
+        </w:rPr>
+        <w:t xml:space="preserve">  </w:t>
+      </w:r>
+    </w:p>
+    <w:p>
+      <w:pPr>
+        <w:ind w:firstLine="420"/>
+      </w:pPr>
+      <w:r>
+        <w:rPr>
+          <w:rFonts w:hint="eastAsia"/>
+        </w:rPr>
+        <w:t>例：一个</w:t>
+      </w:r>
+      <w:r>
+        <w:rPr>
+          <w:rFonts w:hint="eastAsia"/>
+        </w:rPr>
+        <w:t>Web</w:t>
+      </w:r>
+      <w:r>
+        <w:rPr>
+          <w:rFonts w:hint="eastAsia"/>
+        </w:rPr>
+        <w:t>服务器</w:t>
+      </w:r>
+      <w:proofErr w:type="gramStart"/>
+      <w:r>
+        <w:rPr>
+          <w:rFonts w:hint="eastAsia"/>
+        </w:rPr>
+        <w:t>用协程处理</w:t>
+      </w:r>
+      <w:proofErr w:type="gramEnd"/>
+      <w:r>
+        <w:rPr>
+          <w:rFonts w:hint="eastAsia"/>
+        </w:rPr>
+        <w:t>10</w:t>
+      </w:r>
+      <w:r>
+        <w:rPr>
+          <w:rFonts w:hint="eastAsia"/>
+        </w:rPr>
+        <w:t>万并发连接，仅需几个线程即可支撑，内存占用和响应速度远优于线程池。</w:t>
+      </w:r>
+      <w:r>
+        <w:rPr>
+          <w:rFonts w:hint="eastAsia"/>
+        </w:rPr>
+        <w:t xml:space="preserve">  </w:t>
+      </w:r>
+    </w:p>
+    <w:p>
+      <w:pPr>
+        <w:ind w:firstLine="420"/>
+      </w:pPr>
+      <w:r>
+        <w:t>2</w:t>
+      </w:r>
+      <w:r>
+        <w:rPr>
+          <w:rFonts w:hint="eastAsia"/>
+        </w:rPr>
+        <w:t>、需要维护大量“轻量任务”的场景</w:t>
+      </w:r>
+    </w:p>
+    <w:p>
+      <w:pPr>
+        <w:ind w:firstLine="420"/>
+      </w:pPr>
+      <w:r>
+        <w:rPr>
+          <w:rFonts w:hint="eastAsia"/>
+        </w:rPr>
+        <w:t>如实时聊天系统（同时维护数万用户连接）、物联网设备数据采集（百万级设备上报）等，</w:t>
+      </w:r>
+      <w:proofErr w:type="gramStart"/>
+      <w:r>
+        <w:rPr>
+          <w:rFonts w:hint="eastAsia"/>
+        </w:rPr>
+        <w:t>协程的</w:t>
+      </w:r>
+      <w:proofErr w:type="gramEnd"/>
+      <w:r>
+        <w:rPr>
+          <w:rFonts w:hint="eastAsia"/>
+        </w:rPr>
+        <w:t>低内存占用和切换成本是关键。</w:t>
+      </w:r>
+      <w:r>
+        <w:rPr>
+          <w:rFonts w:hint="eastAsia"/>
+        </w:rPr>
+        <w:t xml:space="preserve">  </w:t>
+      </w:r>
+    </w:p>
+    <w:p>
+      <w:pPr>
+        <w:ind w:firstLine="420"/>
+      </w:pPr>
+      <w:r>
+        <w:t>3</w:t>
+      </w:r>
+      <w:r>
+        <w:rPr>
+          <w:rFonts w:hint="eastAsia"/>
+        </w:rPr>
+        <w:t>、复杂状态的流程控制</w:t>
+      </w:r>
+    </w:p>
+    <w:p>
+      <w:pPr>
+        <w:ind w:firstLine="420"/>
+      </w:pPr>
+      <w:r>
+        <w:rPr>
+          <w:rFonts w:hint="eastAsia"/>
+        </w:rPr>
+        <w:t>如游戏</w:t>
+      </w:r>
+      <w:r>
+        <w:rPr>
+          <w:rFonts w:hint="eastAsia"/>
+        </w:rPr>
+        <w:t>AI</w:t>
+      </w:r>
+      <w:r>
+        <w:rPr>
+          <w:rFonts w:hint="eastAsia"/>
+        </w:rPr>
+        <w:t>（多角色状态切换）、工作流引擎（多步骤任务暂停</w:t>
+      </w:r>
+      <w:r>
+        <w:rPr>
+          <w:rFonts w:hint="eastAsia"/>
+        </w:rPr>
+        <w:t>/</w:t>
+      </w:r>
+      <w:r>
+        <w:rPr>
+          <w:rFonts w:hint="eastAsia"/>
+        </w:rPr>
+        <w:t>恢复），</w:t>
+      </w:r>
+      <w:proofErr w:type="gramStart"/>
+      <w:r>
+        <w:rPr>
+          <w:rFonts w:hint="eastAsia"/>
+        </w:rPr>
+        <w:t>协程的</w:t>
+      </w:r>
+      <w:proofErr w:type="gramEnd"/>
+      <w:r>
+        <w:rPr>
+          <w:rFonts w:hint="eastAsia"/>
+        </w:rPr>
+        <w:t>“状态保存”能力可简化代码逻辑。</w:t>
+      </w:r>
+      <w:r>
+        <w:rPr>
+          <w:rFonts w:hint="eastAsia"/>
+        </w:rPr>
+        <w:t xml:space="preserve">  </w:t>
+      </w:r>
+    </w:p>
+    <w:p>
+      <w:pPr>
+        <w:pStyle w:val="2"/>
+      </w:pPr>
+      <w:r>
+        <w:rPr>
+          <w:rFonts w:hint="eastAsia"/>
+        </w:rPr>
+        <w:t>不适用场景</w:t>
+      </w:r>
+    </w:p>
+    <w:p>
+      <w:pPr>
+        <w:ind w:firstLine="420"/>
+      </w:pPr>
+      <w:proofErr w:type="gramStart"/>
+      <w:r>
+        <w:rPr>
+          <w:rFonts w:hint="eastAsia"/>
+        </w:rPr>
+        <w:t>协程的</w:t>
+      </w:r>
+      <w:proofErr w:type="gramEnd"/>
+      <w:r>
+        <w:rPr>
+          <w:rFonts w:hint="eastAsia"/>
+        </w:rPr>
+        <w:t>短板在</w:t>
+      </w:r>
+      <w:r>
+        <w:rPr>
+          <w:rFonts w:hint="eastAsia"/>
+          <w:color w:val="FF0000"/>
+        </w:rPr>
+        <w:t>“</w:t>
+      </w:r>
+      <w:r>
+        <w:rPr>
+          <w:rFonts w:hint="eastAsia"/>
+          <w:color w:val="FF0000"/>
+        </w:rPr>
+        <w:t>CPU</w:t>
+      </w:r>
+      <w:r>
+        <w:rPr>
+          <w:rFonts w:hint="eastAsia"/>
+          <w:color w:val="FF0000"/>
+        </w:rPr>
+        <w:t>密集型、需要并行计算”的场景</w:t>
+      </w:r>
+      <w:r>
+        <w:rPr>
+          <w:rFonts w:hint="eastAsia"/>
+        </w:rPr>
+        <w:t>中暴露：</w:t>
+      </w:r>
+      <w:r>
+        <w:rPr>
+          <w:rFonts w:hint="eastAsia"/>
+        </w:rPr>
+        <w:t xml:space="preserve">  </w:t>
+      </w:r>
+    </w:p>
+    <w:p>
+      <w:pPr>
+        <w:ind w:firstLine="420"/>
+      </w:pPr>
+      <w:r>
+        <w:t>1</w:t>
+      </w:r>
+      <w:r>
+        <w:rPr>
+          <w:rFonts w:hint="eastAsia"/>
+        </w:rPr>
+        <w:t>、</w:t>
+      </w:r>
+      <w:r>
+        <w:rPr>
+          <w:rFonts w:hint="eastAsia"/>
+        </w:rPr>
+        <w:t>CPU</w:t>
+      </w:r>
+      <w:r>
+        <w:rPr>
+          <w:rFonts w:hint="eastAsia"/>
+        </w:rPr>
+        <w:t>密集型任务</w:t>
+      </w:r>
+    </w:p>
+    <w:p>
+      <w:pPr>
+        <w:ind w:firstLine="420"/>
+      </w:pPr>
+      <w:r>
+        <w:rPr>
+          <w:rFonts w:hint="eastAsia"/>
+        </w:rPr>
+        <w:t>如科学计算、视频编码、大数据分析等。这些任务持续占用</w:t>
+      </w:r>
+      <w:r>
+        <w:rPr>
+          <w:rFonts w:hint="eastAsia"/>
+        </w:rPr>
+        <w:t>CPU</w:t>
+      </w:r>
+      <w:r>
+        <w:rPr>
+          <w:rFonts w:hint="eastAsia"/>
+        </w:rPr>
+        <w:t>，</w:t>
+      </w:r>
+      <w:proofErr w:type="gramStart"/>
+      <w:r>
+        <w:rPr>
+          <w:rFonts w:hint="eastAsia"/>
+        </w:rPr>
+        <w:t>协程切换</w:t>
+      </w:r>
+      <w:proofErr w:type="gramEnd"/>
+      <w:r>
+        <w:rPr>
+          <w:rFonts w:hint="eastAsia"/>
+        </w:rPr>
+        <w:t>无法提高效率（单线程内只能串行执行），反而会因切换产生额外开销。此时应使用多线程</w:t>
+      </w:r>
+      <w:r>
+        <w:rPr>
+          <w:rFonts w:hint="eastAsia"/>
+        </w:rPr>
+        <w:t>/</w:t>
+      </w:r>
+      <w:r>
+        <w:rPr>
+          <w:rFonts w:hint="eastAsia"/>
+        </w:rPr>
+        <w:t>多进程（利用多核</w:t>
+      </w:r>
+      <w:r>
+        <w:rPr>
+          <w:rFonts w:hint="eastAsia"/>
+        </w:rPr>
+        <w:t>CPU</w:t>
+      </w:r>
+      <w:r>
+        <w:rPr>
+          <w:rFonts w:hint="eastAsia"/>
+        </w:rPr>
+        <w:t>并行计算）。</w:t>
+      </w:r>
+      <w:r>
+        <w:rPr>
+          <w:rFonts w:hint="eastAsia"/>
+        </w:rPr>
+        <w:t xml:space="preserve">  </w:t>
+      </w:r>
+    </w:p>
+    <w:p>
+      <w:pPr>
+        <w:ind w:firstLine="420"/>
+      </w:pPr>
+      <w:r>
+        <w:t>2</w:t>
+      </w:r>
+      <w:r>
+        <w:rPr>
+          <w:rFonts w:hint="eastAsia"/>
+        </w:rPr>
+        <w:t>、依赖阻塞式</w:t>
+      </w:r>
+      <w:r>
+        <w:rPr>
+          <w:rFonts w:hint="eastAsia"/>
+        </w:rPr>
+        <w:t>API</w:t>
+      </w:r>
+      <w:r>
+        <w:rPr>
+          <w:rFonts w:hint="eastAsia"/>
+        </w:rPr>
+        <w:t>的场景</w:t>
+      </w:r>
+    </w:p>
+    <w:p>
+      <w:pPr>
+        <w:ind w:firstLine="420"/>
+      </w:pPr>
+      <w:r>
+        <w:rPr>
+          <w:rFonts w:hint="eastAsia"/>
+        </w:rPr>
+        <w:t>若必须使用不支持非阻塞的库（如某些老旧数据库驱动），</w:t>
+      </w:r>
+      <w:proofErr w:type="gramStart"/>
+      <w:r>
+        <w:rPr>
+          <w:rFonts w:hint="eastAsia"/>
+        </w:rPr>
+        <w:t>协程会</w:t>
+      </w:r>
+      <w:proofErr w:type="gramEnd"/>
+      <w:r>
+        <w:rPr>
+          <w:rFonts w:hint="eastAsia"/>
+        </w:rPr>
+        <w:t>被阻塞在</w:t>
+      </w:r>
+      <w:r>
+        <w:rPr>
+          <w:rFonts w:hint="eastAsia"/>
+        </w:rPr>
+        <w:t>I/O</w:t>
+      </w:r>
+      <w:r>
+        <w:rPr>
+          <w:rFonts w:hint="eastAsia"/>
+        </w:rPr>
+        <w:t>操作上，导致整个线程内的所有</w:t>
+      </w:r>
+      <w:proofErr w:type="gramStart"/>
+      <w:r>
+        <w:rPr>
+          <w:rFonts w:hint="eastAsia"/>
+        </w:rPr>
+        <w:t>协程无法</w:t>
+      </w:r>
+      <w:proofErr w:type="gramEnd"/>
+      <w:r>
+        <w:rPr>
+          <w:rFonts w:hint="eastAsia"/>
+        </w:rPr>
+        <w:t>运行，失去优势。</w:t>
+      </w:r>
+      <w:r>
+        <w:rPr>
+          <w:rFonts w:hint="eastAsia"/>
+        </w:rPr>
+        <w:t xml:space="preserve">  </w:t>
+      </w:r>
+    </w:p>
+    <w:p>
+      <w:pPr>
+        <w:ind w:firstLine="420"/>
+      </w:pPr>
+      <w:r>
+        <w:t>3</w:t>
+      </w:r>
+      <w:r>
+        <w:rPr>
+          <w:rFonts w:hint="eastAsia"/>
+        </w:rPr>
+        <w:t>、需要真正并行执行的任务</w:t>
+      </w:r>
+    </w:p>
+    <w:p>
+      <w:pPr>
+        <w:ind w:firstLine="420"/>
+      </w:pPr>
+      <w:proofErr w:type="gramStart"/>
+      <w:r>
+        <w:rPr>
+          <w:rFonts w:hint="eastAsia"/>
+        </w:rPr>
+        <w:lastRenderedPageBreak/>
+        <w:t>协程本质</w:t>
+      </w:r>
+      <w:proofErr w:type="gramEnd"/>
+      <w:r>
+        <w:rPr>
+          <w:rFonts w:hint="eastAsia"/>
+        </w:rPr>
+        <w:t>是“单线程内的并发”，无法利用多核</w:t>
+      </w:r>
+      <w:r>
+        <w:rPr>
+          <w:rFonts w:hint="eastAsia"/>
+        </w:rPr>
+        <w:t>CPU</w:t>
+      </w:r>
+      <w:r>
+        <w:rPr>
+          <w:rFonts w:hint="eastAsia"/>
+        </w:rPr>
+        <w:t>。</w:t>
+      </w:r>
+      <w:proofErr w:type="gramStart"/>
+      <w:r>
+        <w:rPr>
+          <w:rFonts w:hint="eastAsia"/>
+        </w:rPr>
+        <w:t>若任务</w:t>
+      </w:r>
+      <w:proofErr w:type="gramEnd"/>
+      <w:r>
+        <w:rPr>
+          <w:rFonts w:hint="eastAsia"/>
+        </w:rPr>
+        <w:t>需要同时在多个</w:t>
+      </w:r>
+      <w:r>
+        <w:rPr>
+          <w:rFonts w:hint="eastAsia"/>
+        </w:rPr>
+        <w:t>CPU</w:t>
+      </w:r>
+      <w:r>
+        <w:rPr>
+          <w:rFonts w:hint="eastAsia"/>
+        </w:rPr>
+        <w:t>核心上运行（如分布式计算），必须结合多线程</w:t>
+      </w:r>
+      <w:r>
+        <w:rPr>
+          <w:rFonts w:hint="eastAsia"/>
+        </w:rPr>
+        <w:t>/</w:t>
+      </w:r>
+      <w:r>
+        <w:rPr>
+          <w:rFonts w:hint="eastAsia"/>
+        </w:rPr>
+        <w:t>多进程。</w:t>
+      </w:r>
+      <w:r>
+        <w:rPr>
+          <w:rFonts w:hint="eastAsia"/>
+        </w:rPr>
+        <w:t xml:space="preserve">  </w:t>
+      </w:r>
+    </w:p>
+    <w:p>
+      <w:pPr>
+        <w:ind w:firstLine="420"/>
+      </w:pPr>
+      <w:proofErr w:type="gramStart"/>
+      <w:r>
+        <w:rPr>
+          <w:rFonts w:hint="eastAsia"/>
+        </w:rPr>
+        <w:t>协程是</w:t>
+      </w:r>
+      <w:proofErr w:type="gramEnd"/>
+      <w:r>
+        <w:rPr>
+          <w:rFonts w:hint="eastAsia"/>
+        </w:rPr>
+        <w:t>“以低资源成本实现高并发”的利器，核心价值在于解决</w:t>
+      </w:r>
+      <w:r>
+        <w:rPr>
+          <w:rFonts w:hint="eastAsia"/>
+        </w:rPr>
+        <w:t>I/O</w:t>
+      </w:r>
+      <w:r>
+        <w:rPr>
+          <w:rFonts w:hint="eastAsia"/>
+        </w:rPr>
+        <w:t>密集场景下的线程资源浪费和异步编程复杂度问题。但它无法替代线程——线程擅长利用多核并行计算，</w:t>
+      </w:r>
+      <w:proofErr w:type="gramStart"/>
+      <w:r>
+        <w:rPr>
+          <w:rFonts w:hint="eastAsia"/>
+        </w:rPr>
+        <w:t>协程擅长</w:t>
+      </w:r>
+      <w:proofErr w:type="gramEnd"/>
+      <w:r>
+        <w:rPr>
+          <w:rFonts w:hint="eastAsia"/>
+        </w:rPr>
+        <w:t>单线程内高效调度大量轻量任务，两者常结合使用（如“多线程</w:t>
+      </w:r>
+      <w:r>
+        <w:rPr>
+          <w:rFonts w:hint="eastAsia"/>
+        </w:rPr>
+        <w:t>+</w:t>
+      </w:r>
+      <w:r>
+        <w:rPr>
+          <w:rFonts w:hint="eastAsia"/>
+        </w:rPr>
+        <w:t>每个线程内多协程”）以兼顾并发量和并行能力。</w:t>
+      </w:r>
+    </w:p>
+    <w:p>
+      <w:pPr>
+        <w:rPr>
+          <w:rFonts w:hint="eastAsia"/>
+        </w:rPr>
+      </w:pPr>
     </w:p>
     <w:sectPr>
       <w:pgSz w:w="11906" w:h="16838"/>
@@ -13651,7 +14991,7 @@
 </file>
 
 <file path=word/numbering.xml><?xml version="1.0" encoding="utf-8"?>
-<w:numbering xmlns:wpc="http://schemas.microsoft.com/office/word/2010/wordprocessingCanvas" xmlns:cx="http://schemas.microsoft.com/office/drawing/2014/chartex" xmlns:cx1="http://schemas.microsoft.com/office/drawing/2015/9/8/chartex" xmlns:cx2="http://schemas.microsoft.com/office/drawing/2015/10/21/chartex" xmlns:cx3="http://schemas.microsoft.com/office/drawing/2016/5/9/chartex" xmlns:cx4="http://schemas.microsoft.com/office/drawing/2016/5/10/chartex" xmlns:cx5="http://schemas.microsoft.com/office/drawing/2016/5/11/chartex" xmlns:cx6="http://schemas.microsoft.com/office/drawing/2016/5/12/chartex" xmlns:cx7="http://schemas.microsoft.com/office/drawing/2016/5/13/chartex" xmlns:cx8="http://schemas.microsoft.com/office/drawing/2016/5/14/chartex" xmlns:mc="http://schemas.openxmlformats.org/markup-compatibility/2006" xmlns:aink="http://schemas.microsoft.com/office/drawing/2016/ink" xmlns:am3d="http://schemas.microsoft.com/office/drawing/2017/model3d" xmlns:o="urn:schemas-microsoft-com:office:office" xmlns:oel="http://schemas.microsoft.com/office/2019/extlst" xmlns:r="http://schemas.openxmlformats.org/officeDocument/2006/relationships" xmlns:m="http://schemas.openxmlformats.org/officeDocument/2006/math" xmlns:v="urn:schemas-microsoft-com:vml" xmlns:wp14="http://schemas.microsoft.com/office/word/2010/wordprocessingDrawing" xmlns:wp="http://schemas.openxmlformats.org/drawingml/2006/wordprocessingDrawing" xmlns:w10="urn:schemas-microsoft-com:office:word" xmlns:w="http://schemas.openxmlformats.org/wordprocessingml/2006/main" xmlns:w14="http://schemas.microsoft.com/office/word/2010/wordml" xmlns:w15="http://schemas.microsoft.com/office/word/2012/wordml" xmlns:w16cex="http://schemas.microsoft.com/office/word/2018/wordml/cex" xmlns:w16cid="http://schemas.microsoft.com/office/word/2016/wordml/cid" xmlns:w16="http://schemas.microsoft.com/office/word/2018/wordml" xmlns:w16sdtdh="http://schemas.microsoft.com/office/word/2020/wordml/sdtdatahash" xmlns:w16se="http://schemas.microsoft.com/office/word/2015/wordml/symex" xmlns:wpg="http://schemas.microsoft.com/office/word/2010/wordprocessingGroup" xmlns:wpi="http://schemas.microsoft.com/office/word/2010/wordprocessingInk" xmlns:wne="http://schemas.microsoft.com/office/word/2006/wordml" xmlns:wps="http://schemas.microsoft.com/office/word/2010/wordprocessingShape" mc:Ignorable="w14 w15 w16se w16cid w16 w16cex w16sdtdh wp14">
+<w:numbering xmlns:wpc="http://schemas.microsoft.com/office/word/2010/wordprocessingCanvas" xmlns:cx="http://schemas.microsoft.com/office/drawing/2014/chartex" xmlns:cx1="http://schemas.microsoft.com/office/drawing/2015/9/8/chartex" xmlns:cx2="http://schemas.microsoft.com/office/drawing/2015/10/21/chartex" xmlns:cx3="http://schemas.microsoft.com/office/drawing/2016/5/9/chartex" xmlns:cx4="http://schemas.microsoft.com/office/drawing/2016/5/10/chartex" xmlns:cx5="http://schemas.microsoft.com/office/drawing/2016/5/11/chartex" xmlns:cx6="http://schemas.microsoft.com/office/drawing/2016/5/12/chartex" xmlns:cx7="http://schemas.microsoft.com/office/drawing/2016/5/13/chartex" xmlns:cx8="http://schemas.microsoft.com/office/drawing/2016/5/14/chartex" xmlns:mc="http://schemas.openxmlformats.org/markup-compatibility/2006" xmlns:aink="http://schemas.microsoft.com/office/drawing/2016/ink" xmlns:am3d="http://schemas.microsoft.com/office/drawing/2017/model3d" xmlns:o="urn:schemas-microsoft-com:office:office" xmlns:oel="http://schemas.microsoft.com/office/2019/extlst" xmlns:r="http://schemas.openxmlformats.org/officeDocument/2006/relationships" xmlns:m="http://schemas.openxmlformats.org/officeDocument/2006/math" xmlns:v="urn:schemas-microsoft-com:vml" xmlns:wp14="http://schemas.microsoft.com/office/word/2010/wordprocessingDrawing" xmlns:wp="http://schemas.openxmlformats.org/drawingml/2006/wordprocessingDrawing" xmlns:w10="urn:schemas-microsoft-com:office:word" xmlns:w="http://schemas.openxmlformats.org/wordprocessingml/2006/main" xmlns:w14="http://schemas.microsoft.com/office/word/2010/wordml" xmlns:w15="http://schemas.microsoft.com/office/word/2012/wordml" xmlns:w16cex="http://schemas.microsoft.com/office/word/2018/wordml/cex" xmlns:w16cid="http://schemas.microsoft.com/office/word/2016/wordml/cid" xmlns:w16="http://schemas.microsoft.com/office/word/2018/wordml" xmlns:w16du="http://schemas.microsoft.com/office/word/2023/wordml/word16du" xmlns:w16sdtdh="http://schemas.microsoft.com/office/word/2020/wordml/sdtdatahash" xmlns:w16sdtfl="http://schemas.microsoft.com/office/word/2024/wordml/sdtformatlock" xmlns:w16se="http://schemas.microsoft.com/office/word/2015/wordml/symex" xmlns:wpg="http://schemas.microsoft.com/office/word/2010/wordprocessingGroup" xmlns:wpi="http://schemas.microsoft.com/office/word/2010/wordprocessingInk" xmlns:wne="http://schemas.microsoft.com/office/word/2006/wordml" xmlns:wps="http://schemas.microsoft.com/office/word/2010/wordprocessingShape" mc:Ignorable="w14 w15 w16se w16cid w16 w16cex w16sdtdh w16sdtfl w16du wp14">
   <w:abstractNum w:abstractNumId="0" w15:restartNumberingAfterBreak="0">
     <w:nsid w:val="3A0A5CE3"/>
     <w:multiLevelType w:val="hybridMultilevel"/>
@@ -13748,7 +15088,7 @@
 </file>
 
 <file path=word/styles.xml><?xml version="1.0" encoding="utf-8"?>
-<w:styles xmlns:mc="http://schemas.openxmlformats.org/markup-compatibility/2006" xmlns:r="http://schemas.openxmlformats.org/officeDocument/2006/relationships" xmlns:w="http://schemas.openxmlformats.org/wordprocessingml/2006/main" xmlns:w14="http://schemas.microsoft.com/office/word/2010/wordml" xmlns:w15="http://schemas.microsoft.com/office/word/2012/wordml" xmlns:w16cex="http://schemas.microsoft.com/office/word/2018/wordml/cex" xmlns:w16cid="http://schemas.microsoft.com/office/word/2016/wordml/cid" xmlns:w16="http://schemas.microsoft.com/office/word/2018/wordml" xmlns:w16sdtdh="http://schemas.microsoft.com/office/word/2020/wordml/sdtdatahash" xmlns:w16se="http://schemas.microsoft.com/office/word/2015/wordml/symex" mc:Ignorable="w14 w15 w16se w16cid w16 w16cex w16sdtdh">
+<w:styles xmlns:mc="http://schemas.openxmlformats.org/markup-compatibility/2006" xmlns:r="http://schemas.openxmlformats.org/officeDocument/2006/relationships" xmlns:w="http://schemas.openxmlformats.org/wordprocessingml/2006/main" xmlns:w14="http://schemas.microsoft.com/office/word/2010/wordml" xmlns:w15="http://schemas.microsoft.com/office/word/2012/wordml" xmlns:w16cex="http://schemas.microsoft.com/office/word/2018/wordml/cex" xmlns:w16cid="http://schemas.microsoft.com/office/word/2016/wordml/cid" xmlns:w16="http://schemas.microsoft.com/office/word/2018/wordml" xmlns:w16du="http://schemas.microsoft.com/office/word/2023/wordml/word16du" xmlns:w16sdtdh="http://schemas.microsoft.com/office/word/2020/wordml/sdtdatahash" xmlns:w16sdtfl="http://schemas.microsoft.com/office/word/2024/wordml/sdtformatlock" xmlns:w16se="http://schemas.microsoft.com/office/word/2015/wordml/symex" mc:Ignorable="w14 w15 w16se w16cid w16 w16cex w16sdtdh w16sdtfl w16du">
   <w:docDefaults>
     <w:rPrDefault>
       <w:rPr>
@@ -14159,7 +15499,7 @@
     <w:next w:val="a"/>
     <w:link w:val="10"/>
     <w:qFormat/>
-    <w:rsid w:val="00E20337"/>
+    <w:rsid w:val="001A14CB"/>
     <w:pPr>
       <w:outlineLvl w:val="0"/>
     </w:pPr>
@@ -14179,7 +15519,7 @@
     <w:link w:val="20"/>
     <w:unhideWhenUsed/>
     <w:qFormat/>
-    <w:rsid w:val="00E20337"/>
+    <w:rsid w:val="00192AB1"/>
     <w:pPr>
       <w:outlineLvl w:val="1"/>
     </w:pPr>
@@ -14187,7 +15527,6 @@
       <w:rFonts w:cs="Times New Roman"/>
       <w:b/>
       <w:bCs/>
-      <w:sz w:val="28"/>
       <w:szCs w:val="36"/>
     </w:rPr>
   </w:style>
@@ -14326,7 +15665,7 @@
     <w:name w:val="标题 1 字符"/>
     <w:link w:val="1"/>
     <w:qFormat/>
-    <w:rsid w:val="00E20337"/>
+    <w:rsid w:val="001A14CB"/>
     <w:rPr>
       <w:rFonts w:ascii="Times New Roman" w:eastAsia="仿宋" w:hAnsi="Times New Roman" w:cs="Times New Roman"/>
       <w:b/>
@@ -14363,12 +15702,12 @@
     <w:basedOn w:val="a1"/>
     <w:link w:val="2"/>
     <w:qFormat/>
-    <w:rsid w:val="00E20337"/>
+    <w:rsid w:val="00192AB1"/>
     <w:rPr>
       <w:rFonts w:ascii="Times New Roman" w:eastAsia="仿宋" w:hAnsi="Times New Roman" w:cs="Times New Roman"/>
       <w:b/>
       <w:bCs/>
-      <w:sz w:val="28"/>
+      <w:sz w:val="24"/>
       <w:szCs w:val="36"/>
     </w:rPr>
   </w:style>
